--- a/lessons/3-7/readiness/practice.docx
+++ b/lessons/3-7/readiness/practice.docx
@@ -86,7 +86,1259 @@
     </w:p>
     <w:p>
       <w:pPr>
-        <w:spacing w:after="120" w:before="0"/>
+        <w:spacing w:after="60" w:before="120"/>
+      </w:pPr>
+      <w:r>
+        <w:rPr>
+          <w:b/>
+          <w:bCs/>
+          <w:color w:val="0F2B3C"/>
+          <w:sz w:val="24"/>
+          <w:szCs w:val="24"/>
+        </w:rPr>
+        <w:t xml:space="preserve">Vocabulary Anchor Box</w:t>
+      </w:r>
+    </w:p>
+    <w:tbl>
+      <w:tblPr>
+        <w:tblW w:type="dxa" w:w="9360"/>
+        <w:tblBorders>
+          <w:top w:val="single" w:color="C7D2DD" w:sz="6"/>
+          <w:left w:val="single" w:color="C7D2DD" w:sz="6"/>
+          <w:bottom w:val="single" w:color="C7D2DD" w:sz="6"/>
+          <w:right w:val="single" w:color="C7D2DD" w:sz="6"/>
+          <w:insideH w:val="single" w:color="C7D2DD" w:sz="6"/>
+          <w:insideV w:val="single" w:color="C7D2DD" w:sz="6"/>
+        </w:tblBorders>
+      </w:tblPr>
+      <w:tblGrid>
+        <w:gridCol w:w="1800"/>
+        <w:gridCol w:w="3160"/>
+        <w:gridCol w:w="2200"/>
+        <w:gridCol w:w="2200"/>
+      </w:tblGrid>
+      <w:tr>
+        <w:trPr>
+          <w:cantSplit/>
+          <w:tblHeader/>
+        </w:trPr>
+        <w:tc>
+          <w:tcPr>
+            <w:tcW w:type="dxa" w:w="1800"/>
+            <w:shd w:fill="EEF4F8" w:color="auto" w:val="clear"/>
+            <w:tcMar>
+              <w:top w:type="dxa" w:w="60"/>
+              <w:left w:type="dxa" w:w="100"/>
+              <w:bottom w:type="dxa" w:w="60"/>
+              <w:right w:type="dxa" w:w="100"/>
+            </w:tcMar>
+          </w:tcPr>
+          <w:p>
+            <w:pPr>
+              <w:spacing w:after="0" w:before="0"/>
+            </w:pPr>
+            <w:r>
+              <w:rPr>
+                <w:b/>
+                <w:bCs/>
+                <w:color w:val="0F2B3C"/>
+                <w:sz w:val="18"/>
+                <w:szCs w:val="18"/>
+              </w:rPr>
+              <w:t xml:space="preserve">Concept Term</w:t>
+            </w:r>
+          </w:p>
+        </w:tc>
+        <w:tc>
+          <w:tcPr>
+            <w:tcW w:type="dxa" w:w="3160"/>
+            <w:shd w:fill="EEF4F8" w:color="auto" w:val="clear"/>
+            <w:tcMar>
+              <w:top w:type="dxa" w:w="60"/>
+              <w:left w:type="dxa" w:w="100"/>
+              <w:bottom w:type="dxa" w:w="60"/>
+              <w:right w:type="dxa" w:w="100"/>
+            </w:tcMar>
+          </w:tcPr>
+          <w:p>
+            <w:pPr>
+              <w:spacing w:after="0" w:before="0"/>
+            </w:pPr>
+            <w:r>
+              <w:rPr>
+                <w:b/>
+                <w:bCs/>
+                <w:color w:val="0F2B3C"/>
+                <w:sz w:val="18"/>
+                <w:szCs w:val="18"/>
+              </w:rPr>
+              <w:t xml:space="preserve">Student-Friendly Definition</w:t>
+            </w:r>
+          </w:p>
+        </w:tc>
+        <w:tc>
+          <w:tcPr>
+            <w:tcW w:type="dxa" w:w="2200"/>
+            <w:shd w:fill="EEF4F8" w:color="auto" w:val="clear"/>
+            <w:tcMar>
+              <w:top w:type="dxa" w:w="60"/>
+              <w:left w:type="dxa" w:w="100"/>
+              <w:bottom w:type="dxa" w:w="60"/>
+              <w:right w:type="dxa" w:w="100"/>
+            </w:tcMar>
+          </w:tcPr>
+          <w:p>
+            <w:pPr>
+              <w:spacing w:after="0" w:before="0"/>
+            </w:pPr>
+            <w:r>
+              <w:rPr>
+                <w:b/>
+                <w:bCs/>
+                <w:color w:val="0F2B3C"/>
+                <w:sz w:val="18"/>
+                <w:szCs w:val="18"/>
+              </w:rPr>
+              <w:t xml:space="preserve">Non-Example</w:t>
+            </w:r>
+          </w:p>
+        </w:tc>
+        <w:tc>
+          <w:tcPr>
+            <w:tcW w:type="dxa" w:w="2200"/>
+            <w:shd w:fill="EEF4F8" w:color="auto" w:val="clear"/>
+            <w:tcMar>
+              <w:top w:type="dxa" w:w="60"/>
+              <w:left w:type="dxa" w:w="100"/>
+              <w:bottom w:type="dxa" w:w="60"/>
+              <w:right w:type="dxa" w:w="100"/>
+            </w:tcMar>
+          </w:tcPr>
+          <w:p>
+            <w:pPr>
+              <w:spacing w:after="0" w:before="0"/>
+            </w:pPr>
+            <w:r>
+              <w:rPr>
+                <w:b/>
+                <w:bCs/>
+                <w:color w:val="0F2B3C"/>
+                <w:sz w:val="18"/>
+                <w:szCs w:val="18"/>
+              </w:rPr>
+              <w:t xml:space="preserve">Visual Clue</w:t>
+            </w:r>
+          </w:p>
+        </w:tc>
+      </w:tr>
+      <w:tr>
+        <w:trPr>
+          <w:cantSplit/>
+        </w:trPr>
+        <w:tc>
+          <w:tcPr>
+            <w:tcW w:type="dxa" w:w="1800"/>
+            <w:tcMar>
+              <w:top w:type="dxa" w:w="60"/>
+              <w:left w:type="dxa" w:w="100"/>
+              <w:bottom w:type="dxa" w:w="60"/>
+              <w:right w:type="dxa" w:w="100"/>
+            </w:tcMar>
+            <w:vAlign w:val="top"/>
+          </w:tcPr>
+          <w:p>
+            <w:pPr>
+              <w:spacing w:after="20" w:before="0"/>
+            </w:pPr>
+            <w:r>
+              <w:rPr>
+                <w:b/>
+                <w:bCs/>
+                <w:color w:val="0F2B3C"/>
+                <w:sz w:val="20"/>
+                <w:szCs w:val="20"/>
+              </w:rPr>
+              <w:t xml:space="preserve">Convert Measurements Between Systems</w:t>
+            </w:r>
+          </w:p>
+          <w:p>
+            <w:pPr>
+              <w:spacing w:after="0" w:before="0"/>
+            </w:pPr>
+            <w:r>
+              <w:rPr>
+                <w:i/>
+                <w:iCs/>
+                <w:color w:val="5E6E7E"/>
+                <w:sz w:val="18"/>
+                <w:szCs w:val="18"/>
+              </w:rPr>
+              <w:t xml:space="preserve">Convertir medidas entre sistemas</w:t>
+            </w:r>
+          </w:p>
+        </w:tc>
+        <w:tc>
+          <w:tcPr>
+            <w:tcW w:type="dxa" w:w="3160"/>
+            <w:tcMar>
+              <w:top w:type="dxa" w:w="60"/>
+              <w:left w:type="dxa" w:w="100"/>
+              <w:bottom w:type="dxa" w:w="60"/>
+              <w:right w:type="dxa" w:w="100"/>
+            </w:tcMar>
+            <w:vAlign w:val="top"/>
+          </w:tcPr>
+          <w:p>
+            <w:pPr>
+              <w:spacing w:after="0" w:before="0"/>
+            </w:pPr>
+            <w:r>
+              <w:rPr>
+                <w:sz w:val="19"/>
+                <w:szCs w:val="19"/>
+              </w:rPr>
+              <w:t xml:space="preserve">Rewriting a customary measurement as a metric one, or the reverse, so two amounts can be compared.</w:t>
+            </w:r>
+          </w:p>
+        </w:tc>
+        <w:tc>
+          <w:tcPr>
+            <w:tcW w:type="dxa" w:w="2200"/>
+            <w:tcMar>
+              <w:top w:type="dxa" w:w="60"/>
+              <w:left w:type="dxa" w:w="100"/>
+              <w:bottom w:type="dxa" w:w="60"/>
+              <w:right w:type="dxa" w:w="100"/>
+            </w:tcMar>
+            <w:vAlign w:val="top"/>
+          </w:tcPr>
+          <w:p>
+            <w:pPr>
+              <w:spacing w:after="30" w:before="0"/>
+            </w:pPr>
+            <w:r>
+              <w:rPr>
+                <w:i/>
+                <w:iCs/>
+                <w:color w:val="5E6E7E"/>
+                <w:sz w:val="18"/>
+                <w:szCs w:val="18"/>
+              </w:rPr>
+              <w:t xml:space="preserve">Not Convert Measurements Between Systems: write a counter-example that does not fit the rule.</w:t>
+            </w:r>
+          </w:p>
+          <w:p>
+            <w:pPr>
+              <w:spacing w:after="50" w:before="0"/>
+            </w:pPr>
+            <w:r>
+              <w:rPr>
+                <w:color w:val="BBBBBB"/>
+                <w:sz w:val="18"/>
+                <w:szCs w:val="18"/>
+              </w:rPr>
+              <w:t xml:space="preserve">____________________________</w:t>
+            </w:r>
+          </w:p>
+        </w:tc>
+        <w:tc>
+          <w:tcPr>
+            <w:tcW w:type="dxa" w:w="2200"/>
+            <w:tcMar>
+              <w:top w:type="dxa" w:w="60"/>
+              <w:left w:type="dxa" w:w="100"/>
+              <w:bottom w:type="dxa" w:w="60"/>
+              <w:right w:type="dxa" w:w="100"/>
+            </w:tcMar>
+            <w:vAlign w:val="top"/>
+          </w:tcPr>
+          <w:p>
+            <w:pPr>
+              <w:spacing w:after="0" w:before="0"/>
+            </w:pPr>
+            <w:r>
+              <w:rPr>
+                <w:i/>
+                <w:iCs/>
+                <w:color w:val="5E6E7E"/>
+                <w:sz w:val="18"/>
+                <w:szCs w:val="18"/>
+              </w:rPr>
+              <w:t xml:space="preserve">100 kilometers ≈ 60 miles</w:t>
+            </w:r>
+          </w:p>
+        </w:tc>
+      </w:tr>
+      <w:tr>
+        <w:trPr>
+          <w:cantSplit/>
+        </w:trPr>
+        <w:tc>
+          <w:tcPr>
+            <w:tcW w:type="dxa" w:w="1800"/>
+            <w:tcMar>
+              <w:top w:type="dxa" w:w="60"/>
+              <w:left w:type="dxa" w:w="100"/>
+              <w:bottom w:type="dxa" w:w="60"/>
+              <w:right w:type="dxa" w:w="100"/>
+            </w:tcMar>
+            <w:vAlign w:val="top"/>
+          </w:tcPr>
+          <w:p>
+            <w:pPr>
+              <w:spacing w:after="20" w:before="0"/>
+            </w:pPr>
+            <w:r>
+              <w:rPr>
+                <w:b/>
+                <w:bCs/>
+                <w:color w:val="0F2B3C"/>
+                <w:sz w:val="20"/>
+                <w:szCs w:val="20"/>
+              </w:rPr>
+              <w:t xml:space="preserve">Conversion factor</w:t>
+            </w:r>
+          </w:p>
+          <w:p>
+            <w:pPr>
+              <w:spacing w:after="0" w:before="0"/>
+            </w:pPr>
+            <w:r>
+              <w:rPr>
+                <w:i/>
+                <w:iCs/>
+                <w:color w:val="5E6E7E"/>
+                <w:sz w:val="18"/>
+                <w:szCs w:val="18"/>
+              </w:rPr>
+              <w:t xml:space="preserve">Factor de conversión</w:t>
+            </w:r>
+          </w:p>
+        </w:tc>
+        <w:tc>
+          <w:tcPr>
+            <w:tcW w:type="dxa" w:w="3160"/>
+            <w:tcMar>
+              <w:top w:type="dxa" w:w="60"/>
+              <w:left w:type="dxa" w:w="100"/>
+              <w:bottom w:type="dxa" w:w="60"/>
+              <w:right w:type="dxa" w:w="100"/>
+            </w:tcMar>
+            <w:vAlign w:val="top"/>
+          </w:tcPr>
+          <w:p>
+            <w:pPr>
+              <w:spacing w:after="0" w:before="0"/>
+            </w:pPr>
+            <w:r>
+              <w:rPr>
+                <w:sz w:val="19"/>
+                <w:szCs w:val="19"/>
+              </w:rPr>
+              <w:t xml:space="preserve">The ratio that links a unit in one system to a unit in the other, such as 1 mile to about 1.609 kilometers.</w:t>
+            </w:r>
+          </w:p>
+        </w:tc>
+        <w:tc>
+          <w:tcPr>
+            <w:tcW w:type="dxa" w:w="2200"/>
+            <w:tcMar>
+              <w:top w:type="dxa" w:w="60"/>
+              <w:left w:type="dxa" w:w="100"/>
+              <w:bottom w:type="dxa" w:w="60"/>
+              <w:right w:type="dxa" w:w="100"/>
+            </w:tcMar>
+            <w:vAlign w:val="top"/>
+          </w:tcPr>
+          <w:p>
+            <w:pPr>
+              <w:spacing w:after="30" w:before="0"/>
+            </w:pPr>
+            <w:r>
+              <w:rPr>
+                <w:i/>
+                <w:iCs/>
+                <w:color w:val="5E6E7E"/>
+                <w:sz w:val="18"/>
+                <w:szCs w:val="18"/>
+              </w:rPr>
+              <w:t xml:space="preserve">Not Conversion factor: write a counter-example that does not fit the rule.</w:t>
+            </w:r>
+          </w:p>
+          <w:p>
+            <w:pPr>
+              <w:spacing w:after="50" w:before="0"/>
+            </w:pPr>
+            <w:r>
+              <w:rPr>
+                <w:color w:val="BBBBBB"/>
+                <w:sz w:val="18"/>
+                <w:szCs w:val="18"/>
+              </w:rPr>
+              <w:t xml:space="preserve">____________________________</w:t>
+            </w:r>
+          </w:p>
+        </w:tc>
+        <w:tc>
+          <w:tcPr>
+            <w:tcW w:type="dxa" w:w="2200"/>
+            <w:tcMar>
+              <w:top w:type="dxa" w:w="60"/>
+              <w:left w:type="dxa" w:w="100"/>
+              <w:bottom w:type="dxa" w:w="60"/>
+              <w:right w:type="dxa" w:w="100"/>
+            </w:tcMar>
+            <w:vAlign w:val="top"/>
+          </w:tcPr>
+          <w:p>
+            <w:pPr>
+              <w:spacing w:after="0" w:before="0"/>
+            </w:pPr>
+            <w:r>
+              <w:rPr>
+                <w:i/>
+                <w:iCs/>
+                <w:color w:val="5E6E7E"/>
+                <w:sz w:val="18"/>
+                <w:szCs w:val="18"/>
+              </w:rPr>
+              <w:t xml:space="preserve">1 lb ≈ 0.45 kg · 1 in = 2.54 cm</w:t>
+            </w:r>
+          </w:p>
+        </w:tc>
+      </w:tr>
+      <w:tr>
+        <w:trPr>
+          <w:cantSplit/>
+        </w:trPr>
+        <w:tc>
+          <w:tcPr>
+            <w:tcW w:type="dxa" w:w="1800"/>
+            <w:tcMar>
+              <w:top w:type="dxa" w:w="60"/>
+              <w:left w:type="dxa" w:w="100"/>
+              <w:bottom w:type="dxa" w:w="60"/>
+              <w:right w:type="dxa" w:w="100"/>
+            </w:tcMar>
+            <w:vAlign w:val="top"/>
+          </w:tcPr>
+          <w:p>
+            <w:pPr>
+              <w:spacing w:after="20" w:before="0"/>
+            </w:pPr>
+            <w:r>
+              <w:rPr>
+                <w:b/>
+                <w:bCs/>
+                <w:color w:val="0F2B3C"/>
+                <w:sz w:val="20"/>
+                <w:szCs w:val="20"/>
+              </w:rPr>
+              <w:t xml:space="preserve">Customary system</w:t>
+            </w:r>
+          </w:p>
+          <w:p>
+            <w:pPr>
+              <w:spacing w:after="0" w:before="0"/>
+            </w:pPr>
+            <w:r>
+              <w:rPr>
+                <w:i/>
+                <w:iCs/>
+                <w:color w:val="5E6E7E"/>
+                <w:sz w:val="18"/>
+                <w:szCs w:val="18"/>
+              </w:rPr>
+              <w:t xml:space="preserve">Sistema usual</w:t>
+            </w:r>
+          </w:p>
+        </w:tc>
+        <w:tc>
+          <w:tcPr>
+            <w:tcW w:type="dxa" w:w="3160"/>
+            <w:tcMar>
+              <w:top w:type="dxa" w:w="60"/>
+              <w:left w:type="dxa" w:w="100"/>
+              <w:bottom w:type="dxa" w:w="60"/>
+              <w:right w:type="dxa" w:w="100"/>
+            </w:tcMar>
+            <w:vAlign w:val="top"/>
+          </w:tcPr>
+          <w:p>
+            <w:pPr>
+              <w:spacing w:after="0" w:before="0"/>
+            </w:pPr>
+            <w:r>
+              <w:rPr>
+                <w:sz w:val="19"/>
+                <w:szCs w:val="19"/>
+              </w:rPr>
+              <w:t xml:space="preserve">The measurement system used in the United States: inches, feet, miles, ounces, pounds, cups, quarts, gallons.</w:t>
+            </w:r>
+          </w:p>
+        </w:tc>
+        <w:tc>
+          <w:tcPr>
+            <w:tcW w:type="dxa" w:w="2200"/>
+            <w:tcMar>
+              <w:top w:type="dxa" w:w="60"/>
+              <w:left w:type="dxa" w:w="100"/>
+              <w:bottom w:type="dxa" w:w="60"/>
+              <w:right w:type="dxa" w:w="100"/>
+            </w:tcMar>
+            <w:vAlign w:val="top"/>
+          </w:tcPr>
+          <w:p>
+            <w:pPr>
+              <w:spacing w:after="30" w:before="0"/>
+            </w:pPr>
+            <w:r>
+              <w:rPr>
+                <w:i/>
+                <w:iCs/>
+                <w:color w:val="5E6E7E"/>
+                <w:sz w:val="18"/>
+                <w:szCs w:val="18"/>
+              </w:rPr>
+              <w:t xml:space="preserve">Not Customary system: write a counter-example that does not fit the rule.</w:t>
+            </w:r>
+          </w:p>
+          <w:p>
+            <w:pPr>
+              <w:spacing w:after="50" w:before="0"/>
+            </w:pPr>
+            <w:r>
+              <w:rPr>
+                <w:color w:val="BBBBBB"/>
+                <w:sz w:val="18"/>
+                <w:szCs w:val="18"/>
+              </w:rPr>
+              <w:t xml:space="preserve">____________________________</w:t>
+            </w:r>
+          </w:p>
+        </w:tc>
+        <w:tc>
+          <w:tcPr>
+            <w:tcW w:type="dxa" w:w="2200"/>
+            <w:tcMar>
+              <w:top w:type="dxa" w:w="60"/>
+              <w:left w:type="dxa" w:w="100"/>
+              <w:bottom w:type="dxa" w:w="60"/>
+              <w:right w:type="dxa" w:w="100"/>
+            </w:tcMar>
+            <w:vAlign w:val="top"/>
+          </w:tcPr>
+          <w:p>
+            <w:pPr>
+              <w:spacing w:after="0" w:before="0"/>
+            </w:pPr>
+            <w:r>
+              <w:rPr>
+                <w:i/>
+                <w:iCs/>
+                <w:color w:val="5E6E7E"/>
+                <w:sz w:val="18"/>
+                <w:szCs w:val="18"/>
+              </w:rPr>
+              <w:t xml:space="preserve">in · ft · mi · oz · lb · qt · gal</w:t>
+            </w:r>
+          </w:p>
+        </w:tc>
+      </w:tr>
+      <w:tr>
+        <w:trPr>
+          <w:cantSplit/>
+        </w:trPr>
+        <w:tc>
+          <w:tcPr>
+            <w:tcW w:type="dxa" w:w="1800"/>
+            <w:tcMar>
+              <w:top w:type="dxa" w:w="60"/>
+              <w:left w:type="dxa" w:w="100"/>
+              <w:bottom w:type="dxa" w:w="60"/>
+              <w:right w:type="dxa" w:w="100"/>
+            </w:tcMar>
+            <w:vAlign w:val="top"/>
+          </w:tcPr>
+          <w:p>
+            <w:pPr>
+              <w:spacing w:after="20" w:before="0"/>
+            </w:pPr>
+            <w:r>
+              <w:rPr>
+                <w:b/>
+                <w:bCs/>
+                <w:color w:val="0F2B3C"/>
+                <w:sz w:val="20"/>
+                <w:szCs w:val="20"/>
+              </w:rPr>
+              <w:t xml:space="preserve">Metric system</w:t>
+            </w:r>
+          </w:p>
+          <w:p>
+            <w:pPr>
+              <w:spacing w:after="0" w:before="0"/>
+            </w:pPr>
+            <w:r>
+              <w:rPr>
+                <w:i/>
+                <w:iCs/>
+                <w:color w:val="5E6E7E"/>
+                <w:sz w:val="18"/>
+                <w:szCs w:val="18"/>
+              </w:rPr>
+              <w:t xml:space="preserve">Sistema métrico</w:t>
+            </w:r>
+          </w:p>
+        </w:tc>
+        <w:tc>
+          <w:tcPr>
+            <w:tcW w:type="dxa" w:w="3160"/>
+            <w:tcMar>
+              <w:top w:type="dxa" w:w="60"/>
+              <w:left w:type="dxa" w:w="100"/>
+              <w:bottom w:type="dxa" w:w="60"/>
+              <w:right w:type="dxa" w:w="100"/>
+            </w:tcMar>
+            <w:vAlign w:val="top"/>
+          </w:tcPr>
+          <w:p>
+            <w:pPr>
+              <w:spacing w:after="0" w:before="0"/>
+            </w:pPr>
+            <w:r>
+              <w:rPr>
+                <w:sz w:val="19"/>
+                <w:szCs w:val="19"/>
+              </w:rPr>
+              <w:t xml:space="preserve">The measurement system used in most of the world, built on tens: centimeters, meters, kilometers, grams, kilograms, liters.</w:t>
+            </w:r>
+          </w:p>
+        </w:tc>
+        <w:tc>
+          <w:tcPr>
+            <w:tcW w:type="dxa" w:w="2200"/>
+            <w:tcMar>
+              <w:top w:type="dxa" w:w="60"/>
+              <w:left w:type="dxa" w:w="100"/>
+              <w:bottom w:type="dxa" w:w="60"/>
+              <w:right w:type="dxa" w:w="100"/>
+            </w:tcMar>
+            <w:vAlign w:val="top"/>
+          </w:tcPr>
+          <w:p>
+            <w:pPr>
+              <w:spacing w:after="30" w:before="0"/>
+            </w:pPr>
+            <w:r>
+              <w:rPr>
+                <w:i/>
+                <w:iCs/>
+                <w:color w:val="5E6E7E"/>
+                <w:sz w:val="18"/>
+                <w:szCs w:val="18"/>
+              </w:rPr>
+              <w:t xml:space="preserve">Not Metric system: write a counter-example that does not fit the rule.</w:t>
+            </w:r>
+          </w:p>
+          <w:p>
+            <w:pPr>
+              <w:spacing w:after="50" w:before="0"/>
+            </w:pPr>
+            <w:r>
+              <w:rPr>
+                <w:color w:val="BBBBBB"/>
+                <w:sz w:val="18"/>
+                <w:szCs w:val="18"/>
+              </w:rPr>
+              <w:t xml:space="preserve">____________________________</w:t>
+            </w:r>
+          </w:p>
+        </w:tc>
+        <w:tc>
+          <w:tcPr>
+            <w:tcW w:type="dxa" w:w="2200"/>
+            <w:tcMar>
+              <w:top w:type="dxa" w:w="60"/>
+              <w:left w:type="dxa" w:w="100"/>
+              <w:bottom w:type="dxa" w:w="60"/>
+              <w:right w:type="dxa" w:w="100"/>
+            </w:tcMar>
+            <w:vAlign w:val="top"/>
+          </w:tcPr>
+          <w:p>
+            <w:pPr>
+              <w:spacing w:after="0" w:before="0"/>
+            </w:pPr>
+            <w:r>
+              <w:rPr>
+                <w:i/>
+                <w:iCs/>
+                <w:color w:val="5E6E7E"/>
+                <w:sz w:val="18"/>
+                <w:szCs w:val="18"/>
+              </w:rPr>
+              <w:t xml:space="preserve">cm · m · km · g · kg · mL · L</w:t>
+            </w:r>
+          </w:p>
+        </w:tc>
+      </w:tr>
+      <w:tr>
+        <w:trPr>
+          <w:cantSplit/>
+        </w:trPr>
+        <w:tc>
+          <w:tcPr>
+            <w:tcW w:type="dxa" w:w="1800"/>
+            <w:tcMar>
+              <w:top w:type="dxa" w:w="60"/>
+              <w:left w:type="dxa" w:w="100"/>
+              <w:bottom w:type="dxa" w:w="60"/>
+              <w:right w:type="dxa" w:w="100"/>
+            </w:tcMar>
+            <w:vAlign w:val="top"/>
+          </w:tcPr>
+          <w:p>
+            <w:pPr>
+              <w:spacing w:after="20" w:before="0"/>
+            </w:pPr>
+            <w:r>
+              <w:rPr>
+                <w:b/>
+                <w:bCs/>
+                <w:color w:val="0F2B3C"/>
+                <w:sz w:val="20"/>
+                <w:szCs w:val="20"/>
+              </w:rPr>
+              <w:t xml:space="preserve">Approximately</w:t>
+            </w:r>
+          </w:p>
+          <w:p>
+            <w:pPr>
+              <w:spacing w:after="0" w:before="0"/>
+            </w:pPr>
+            <w:r>
+              <w:rPr>
+                <w:i/>
+                <w:iCs/>
+                <w:color w:val="5E6E7E"/>
+                <w:sz w:val="18"/>
+                <w:szCs w:val="18"/>
+              </w:rPr>
+              <w:t xml:space="preserve">Aproximadamente</w:t>
+            </w:r>
+          </w:p>
+        </w:tc>
+        <w:tc>
+          <w:tcPr>
+            <w:tcW w:type="dxa" w:w="3160"/>
+            <w:tcMar>
+              <w:top w:type="dxa" w:w="60"/>
+              <w:left w:type="dxa" w:w="100"/>
+              <w:bottom w:type="dxa" w:w="60"/>
+              <w:right w:type="dxa" w:w="100"/>
+            </w:tcMar>
+            <w:vAlign w:val="top"/>
+          </w:tcPr>
+          <w:p>
+            <w:pPr>
+              <w:spacing w:after="0" w:before="0"/>
+            </w:pPr>
+            <w:r>
+              <w:rPr>
+                <w:sz w:val="19"/>
+                <w:szCs w:val="19"/>
+              </w:rPr>
+              <w:t xml:space="preserve">Close to, but not exactly equal. A rounded conversion factor gives an approximate result, written with ≈; an exact conversion uses =.</w:t>
+            </w:r>
+          </w:p>
+        </w:tc>
+        <w:tc>
+          <w:tcPr>
+            <w:tcW w:type="dxa" w:w="2200"/>
+            <w:tcMar>
+              <w:top w:type="dxa" w:w="60"/>
+              <w:left w:type="dxa" w:w="100"/>
+              <w:bottom w:type="dxa" w:w="60"/>
+              <w:right w:type="dxa" w:w="100"/>
+            </w:tcMar>
+            <w:vAlign w:val="top"/>
+          </w:tcPr>
+          <w:p>
+            <w:pPr>
+              <w:spacing w:after="30" w:before="0"/>
+            </w:pPr>
+            <w:r>
+              <w:rPr>
+                <w:i/>
+                <w:iCs/>
+                <w:color w:val="5E6E7E"/>
+                <w:sz w:val="18"/>
+                <w:szCs w:val="18"/>
+              </w:rPr>
+              <w:t xml:space="preserve">Not Approximately: write a counter-example that does not fit the rule.</w:t>
+            </w:r>
+          </w:p>
+          <w:p>
+            <w:pPr>
+              <w:spacing w:after="50" w:before="0"/>
+            </w:pPr>
+            <w:r>
+              <w:rPr>
+                <w:color w:val="BBBBBB"/>
+                <w:sz w:val="18"/>
+                <w:szCs w:val="18"/>
+              </w:rPr>
+              <w:t xml:space="preserve">____________________________</w:t>
+            </w:r>
+          </w:p>
+        </w:tc>
+        <w:tc>
+          <w:tcPr>
+            <w:tcW w:type="dxa" w:w="2200"/>
+            <w:tcMar>
+              <w:top w:type="dxa" w:w="60"/>
+              <w:left w:type="dxa" w:w="100"/>
+              <w:bottom w:type="dxa" w:w="60"/>
+              <w:right w:type="dxa" w:w="100"/>
+            </w:tcMar>
+            <w:vAlign w:val="top"/>
+          </w:tcPr>
+          <w:p>
+            <w:pPr>
+              <w:spacing w:after="0" w:before="0"/>
+            </w:pPr>
+            <w:r>
+              <w:rPr>
+                <w:i/>
+                <w:iCs/>
+                <w:color w:val="5E6E7E"/>
+                <w:sz w:val="18"/>
+                <w:szCs w:val="18"/>
+              </w:rPr>
+              <w:t xml:space="preserve">1 km ≈ 0.6 mi, not exactly 0.6</w:t>
+            </w:r>
+          </w:p>
+        </w:tc>
+      </w:tr>
+      <w:tr>
+        <w:trPr>
+          <w:cantSplit/>
+        </w:trPr>
+        <w:tc>
+          <w:tcPr>
+            <w:tcW w:type="dxa" w:w="1800"/>
+            <w:tcMar>
+              <w:top w:type="dxa" w:w="60"/>
+              <w:left w:type="dxa" w:w="100"/>
+              <w:bottom w:type="dxa" w:w="60"/>
+              <w:right w:type="dxa" w:w="100"/>
+            </w:tcMar>
+            <w:vAlign w:val="top"/>
+          </w:tcPr>
+          <w:p>
+            <w:pPr>
+              <w:spacing w:after="20" w:before="0"/>
+            </w:pPr>
+            <w:r>
+              <w:rPr>
+                <w:b/>
+                <w:bCs/>
+                <w:color w:val="0F2B3C"/>
+                <w:sz w:val="20"/>
+                <w:szCs w:val="20"/>
+              </w:rPr>
+              <w:t xml:space="preserve">Ratio table</w:t>
+            </w:r>
+          </w:p>
+          <w:p>
+            <w:pPr>
+              <w:spacing w:after="0" w:before="0"/>
+            </w:pPr>
+            <w:r>
+              <w:rPr>
+                <w:i/>
+                <w:iCs/>
+                <w:color w:val="5E6E7E"/>
+                <w:sz w:val="18"/>
+                <w:szCs w:val="18"/>
+              </w:rPr>
+              <w:t xml:space="preserve">Tabla de razones</w:t>
+            </w:r>
+          </w:p>
+        </w:tc>
+        <w:tc>
+          <w:tcPr>
+            <w:tcW w:type="dxa" w:w="3160"/>
+            <w:tcMar>
+              <w:top w:type="dxa" w:w="60"/>
+              <w:left w:type="dxa" w:w="100"/>
+              <w:bottom w:type="dxa" w:w="60"/>
+              <w:right w:type="dxa" w:w="100"/>
+            </w:tcMar>
+            <w:vAlign w:val="top"/>
+          </w:tcPr>
+          <w:p>
+            <w:pPr>
+              <w:spacing w:after="0" w:before="0"/>
+            </w:pPr>
+            <w:r>
+              <w:rPr>
+                <w:sz w:val="19"/>
+                <w:szCs w:val="19"/>
+              </w:rPr>
+              <w:t xml:space="preserve">A table of equal ratios used to scale a conversion factor up to the amount you actually need.</w:t>
+            </w:r>
+          </w:p>
+        </w:tc>
+        <w:tc>
+          <w:tcPr>
+            <w:tcW w:type="dxa" w:w="2200"/>
+            <w:tcMar>
+              <w:top w:type="dxa" w:w="60"/>
+              <w:left w:type="dxa" w:w="100"/>
+              <w:bottom w:type="dxa" w:w="60"/>
+              <w:right w:type="dxa" w:w="100"/>
+            </w:tcMar>
+            <w:vAlign w:val="top"/>
+          </w:tcPr>
+          <w:p>
+            <w:pPr>
+              <w:spacing w:after="30" w:before="0"/>
+            </w:pPr>
+            <w:r>
+              <w:rPr>
+                <w:i/>
+                <w:iCs/>
+                <w:color w:val="5E6E7E"/>
+                <w:sz w:val="18"/>
+                <w:szCs w:val="18"/>
+              </w:rPr>
+              <w:t xml:space="preserve">Not Ratio table: write a counter-example that does not fit the rule.</w:t>
+            </w:r>
+          </w:p>
+          <w:p>
+            <w:pPr>
+              <w:spacing w:after="50" w:before="0"/>
+            </w:pPr>
+            <w:r>
+              <w:rPr>
+                <w:color w:val="BBBBBB"/>
+                <w:sz w:val="18"/>
+                <w:szCs w:val="18"/>
+              </w:rPr>
+              <w:t xml:space="preserve">____________________________</w:t>
+            </w:r>
+          </w:p>
+        </w:tc>
+        <w:tc>
+          <w:tcPr>
+            <w:tcW w:type="dxa" w:w="2200"/>
+            <w:tcMar>
+              <w:top w:type="dxa" w:w="60"/>
+              <w:left w:type="dxa" w:w="100"/>
+              <w:bottom w:type="dxa" w:w="60"/>
+              <w:right w:type="dxa" w:w="100"/>
+            </w:tcMar>
+            <w:vAlign w:val="top"/>
+          </w:tcPr>
+          <w:p>
+            <w:pPr>
+              <w:spacing w:after="0" w:before="0"/>
+            </w:pPr>
+            <w:r>
+              <w:rPr>
+                <w:i/>
+                <w:iCs/>
+                <w:color w:val="5E6E7E"/>
+                <w:sz w:val="18"/>
+                <w:szCs w:val="18"/>
+              </w:rPr>
+              <w:t xml:space="preserve">km: 1, 10, 100 · mi: 0.6, 6, 60</w:t>
+            </w:r>
+          </w:p>
+        </w:tc>
+      </w:tr>
+      <w:tr>
+        <w:trPr>
+          <w:cantSplit/>
+        </w:trPr>
+        <w:tc>
+          <w:tcPr>
+            <w:tcW w:type="dxa" w:w="1800"/>
+            <w:tcMar>
+              <w:top w:type="dxa" w:w="60"/>
+              <w:left w:type="dxa" w:w="100"/>
+              <w:bottom w:type="dxa" w:w="60"/>
+              <w:right w:type="dxa" w:w="100"/>
+            </w:tcMar>
+            <w:vAlign w:val="top"/>
+          </w:tcPr>
+          <w:p>
+            <w:pPr>
+              <w:spacing w:after="20" w:before="0"/>
+            </w:pPr>
+            <w:r>
+              <w:rPr>
+                <w:b/>
+                <w:bCs/>
+                <w:color w:val="0F2B3C"/>
+                <w:sz w:val="20"/>
+                <w:szCs w:val="20"/>
+              </w:rPr>
+              <w:t xml:space="preserve">Reasonableness</w:t>
+            </w:r>
+          </w:p>
+          <w:p>
+            <w:pPr>
+              <w:spacing w:after="0" w:before="0"/>
+            </w:pPr>
+            <w:r>
+              <w:rPr>
+                <w:i/>
+                <w:iCs/>
+                <w:color w:val="5E6E7E"/>
+                <w:sz w:val="18"/>
+                <w:szCs w:val="18"/>
+              </w:rPr>
+              <w:t xml:space="preserve">Sentido lógico</w:t>
+            </w:r>
+          </w:p>
+        </w:tc>
+        <w:tc>
+          <w:tcPr>
+            <w:tcW w:type="dxa" w:w="3160"/>
+            <w:tcMar>
+              <w:top w:type="dxa" w:w="60"/>
+              <w:left w:type="dxa" w:w="100"/>
+              <w:bottom w:type="dxa" w:w="60"/>
+              <w:right w:type="dxa" w:w="100"/>
+            </w:tcMar>
+            <w:vAlign w:val="top"/>
+          </w:tcPr>
+          <w:p>
+            <w:pPr>
+              <w:spacing w:after="0" w:before="0"/>
+            </w:pPr>
+            <w:r>
+              <w:rPr>
+                <w:sz w:val="19"/>
+                <w:szCs w:val="19"/>
+              </w:rPr>
+              <w:t xml:space="preserve">Checking that the size of an answer makes sense for the situation.</w:t>
+            </w:r>
+          </w:p>
+        </w:tc>
+        <w:tc>
+          <w:tcPr>
+            <w:tcW w:type="dxa" w:w="2200"/>
+            <w:tcMar>
+              <w:top w:type="dxa" w:w="60"/>
+              <w:left w:type="dxa" w:w="100"/>
+              <w:bottom w:type="dxa" w:w="60"/>
+              <w:right w:type="dxa" w:w="100"/>
+            </w:tcMar>
+            <w:vAlign w:val="top"/>
+          </w:tcPr>
+          <w:p>
+            <w:pPr>
+              <w:spacing w:after="30" w:before="0"/>
+            </w:pPr>
+            <w:r>
+              <w:rPr>
+                <w:i/>
+                <w:iCs/>
+                <w:color w:val="5E6E7E"/>
+                <w:sz w:val="18"/>
+                <w:szCs w:val="18"/>
+              </w:rPr>
+              <w:t xml:space="preserve">Not Reasonableness: write a counter-example that does not fit the rule.</w:t>
+            </w:r>
+          </w:p>
+          <w:p>
+            <w:pPr>
+              <w:spacing w:after="50" w:before="0"/>
+            </w:pPr>
+            <w:r>
+              <w:rPr>
+                <w:color w:val="BBBBBB"/>
+                <w:sz w:val="18"/>
+                <w:szCs w:val="18"/>
+              </w:rPr>
+              <w:t xml:space="preserve">____________________________</w:t>
+            </w:r>
+          </w:p>
+        </w:tc>
+        <w:tc>
+          <w:tcPr>
+            <w:tcW w:type="dxa" w:w="2200"/>
+            <w:tcMar>
+              <w:top w:type="dxa" w:w="60"/>
+              <w:left w:type="dxa" w:w="100"/>
+              <w:bottom w:type="dxa" w:w="60"/>
+              <w:right w:type="dxa" w:w="100"/>
+            </w:tcMar>
+            <w:vAlign w:val="top"/>
+          </w:tcPr>
+          <w:p>
+            <w:pPr>
+              <w:spacing w:after="0" w:before="0"/>
+            </w:pPr>
+            <w:r>
+              <w:rPr>
+                <w:i/>
+                <w:iCs/>
+                <w:color w:val="5E6E7E"/>
+                <w:sz w:val="18"/>
+                <w:szCs w:val="18"/>
+              </w:rPr>
+              <w:t xml:space="preserve">A bigger unit should give a smaller number.</w:t>
+            </w:r>
+          </w:p>
+        </w:tc>
+      </w:tr>
+      <w:tr>
+        <w:trPr>
+          <w:cantSplit/>
+        </w:trPr>
+        <w:tc>
+          <w:tcPr>
+            <w:tcW w:type="dxa" w:w="1800"/>
+            <w:tcMar>
+              <w:top w:type="dxa" w:w="60"/>
+              <w:left w:type="dxa" w:w="100"/>
+              <w:bottom w:type="dxa" w:w="60"/>
+              <w:right w:type="dxa" w:w="100"/>
+            </w:tcMar>
+            <w:vAlign w:val="top"/>
+          </w:tcPr>
+          <w:p>
+            <w:pPr>
+              <w:spacing w:after="20" w:before="0"/>
+            </w:pPr>
+            <w:r>
+              <w:rPr>
+                <w:b/>
+                <w:bCs/>
+                <w:color w:val="0F2B3C"/>
+                <w:sz w:val="20"/>
+                <w:szCs w:val="20"/>
+              </w:rPr>
+              <w:t xml:space="preserve">Multi-step problem</w:t>
+            </w:r>
+          </w:p>
+          <w:p>
+            <w:pPr>
+              <w:spacing w:after="0" w:before="0"/>
+            </w:pPr>
+            <w:r>
+              <w:rPr>
+                <w:i/>
+                <w:iCs/>
+                <w:color w:val="5E6E7E"/>
+                <w:sz w:val="18"/>
+                <w:szCs w:val="18"/>
+              </w:rPr>
+              <w:t xml:space="preserve">Problema de varios pasos</w:t>
+            </w:r>
+          </w:p>
+        </w:tc>
+        <w:tc>
+          <w:tcPr>
+            <w:tcW w:type="dxa" w:w="3160"/>
+            <w:tcMar>
+              <w:top w:type="dxa" w:w="60"/>
+              <w:left w:type="dxa" w:w="100"/>
+              <w:bottom w:type="dxa" w:w="60"/>
+              <w:right w:type="dxa" w:w="100"/>
+            </w:tcMar>
+            <w:vAlign w:val="top"/>
+          </w:tcPr>
+          <w:p>
+            <w:pPr>
+              <w:spacing w:after="0" w:before="0"/>
+            </w:pPr>
+            <w:r>
+              <w:rPr>
+                <w:sz w:val="19"/>
+                <w:szCs w:val="19"/>
+              </w:rPr>
+              <w:t xml:space="preserve">A problem that needs two or more operations done in order.</w:t>
+            </w:r>
+          </w:p>
+        </w:tc>
+        <w:tc>
+          <w:tcPr>
+            <w:tcW w:type="dxa" w:w="2200"/>
+            <w:tcMar>
+              <w:top w:type="dxa" w:w="60"/>
+              <w:left w:type="dxa" w:w="100"/>
+              <w:bottom w:type="dxa" w:w="60"/>
+              <w:right w:type="dxa" w:w="100"/>
+            </w:tcMar>
+            <w:vAlign w:val="top"/>
+          </w:tcPr>
+          <w:p>
+            <w:pPr>
+              <w:spacing w:after="30" w:before="0"/>
+            </w:pPr>
+            <w:r>
+              <w:rPr>
+                <w:i/>
+                <w:iCs/>
+                <w:color w:val="5E6E7E"/>
+                <w:sz w:val="18"/>
+                <w:szCs w:val="18"/>
+              </w:rPr>
+              <w:t xml:space="preserve">Not Multi-step problem: write a counter-example that does not fit the rule.</w:t>
+            </w:r>
+          </w:p>
+          <w:p>
+            <w:pPr>
+              <w:spacing w:after="50" w:before="0"/>
+            </w:pPr>
+            <w:r>
+              <w:rPr>
+                <w:color w:val="BBBBBB"/>
+                <w:sz w:val="18"/>
+                <w:szCs w:val="18"/>
+              </w:rPr>
+              <w:t xml:space="preserve">____________________________</w:t>
+            </w:r>
+          </w:p>
+        </w:tc>
+        <w:tc>
+          <w:tcPr>
+            <w:tcW w:type="dxa" w:w="2200"/>
+            <w:tcMar>
+              <w:top w:type="dxa" w:w="60"/>
+              <w:left w:type="dxa" w:w="100"/>
+              <w:bottom w:type="dxa" w:w="60"/>
+              <w:right w:type="dxa" w:w="100"/>
+            </w:tcMar>
+            <w:vAlign w:val="top"/>
+          </w:tcPr>
+          <w:p>
+            <w:pPr>
+              <w:spacing w:after="0" w:before="0"/>
+            </w:pPr>
+            <w:r>
+              <w:rPr>
+                <w:i/>
+                <w:iCs/>
+                <w:color w:val="5E6E7E"/>
+                <w:sz w:val="18"/>
+                <w:szCs w:val="18"/>
+              </w:rPr>
+              <w:t xml:space="preserve">Convert the unit, then multiply.</w:t>
+            </w:r>
+          </w:p>
+        </w:tc>
+      </w:tr>
+    </w:tbl>
+    <w:p>
+      <w:pPr>
+        <w:spacing w:after="120" w:before="140"/>
       </w:pPr>
       <w:r>
         <w:rPr>
@@ -127,73 +1379,922 @@
         <w:t xml:space="preserve">Divide to find the cost of one.</w:t>
       </w:r>
     </w:p>
-    <w:p>
-      <w:pPr>
-        <w:spacing w:after="40" w:before="0"/>
-      </w:pPr>
-      <w:r>
-        <w:rPr>
-          <w:sz w:val="22"/>
-          <w:szCs w:val="22"/>
-        </w:rPr>
-        <w:t xml:space="preserve">1.  6 stickers cost $6. One sticker costs $6 ÷ 6 = $___?</w:t>
-      </w:r>
-    </w:p>
-    <w:p>
-      <w:pPr>
-        <w:spacing w:after="80" w:before="0"/>
-      </w:pPr>
-      <w:r>
-        <w:rPr>
-          <w:color w:val="BBBBBB"/>
-        </w:rPr>
-        <w:t xml:space="preserve">____________________________________________________</w:t>
-      </w:r>
-    </w:p>
-    <w:p>
-      <w:pPr>
-        <w:spacing w:after="40" w:before="0"/>
-      </w:pPr>
-      <w:r>
-        <w:rPr>
-          <w:sz w:val="22"/>
-          <w:szCs w:val="22"/>
-        </w:rPr>
-        <w:t xml:space="preserve">2.  8 apples cost $8. One apple costs $8 ÷ 8 = $___?</w:t>
-      </w:r>
-    </w:p>
-    <w:p>
-      <w:pPr>
-        <w:spacing w:after="80" w:before="0"/>
-      </w:pPr>
-      <w:r>
-        <w:rPr>
-          <w:color w:val="BBBBBB"/>
-        </w:rPr>
-        <w:t xml:space="preserve">____________________________________________________</w:t>
-      </w:r>
-    </w:p>
-    <w:p>
-      <w:pPr>
-        <w:spacing w:after="40" w:before="0"/>
-      </w:pPr>
-      <w:r>
-        <w:rPr>
-          <w:sz w:val="22"/>
-          <w:szCs w:val="22"/>
-        </w:rPr>
-        <w:t xml:space="preserve">3.  10 pens cost $20. One pen costs $20 ÷ 10 = $___?</w:t>
-      </w:r>
-    </w:p>
-    <w:p>
-      <w:pPr>
-        <w:spacing w:after="80" w:before="0"/>
-      </w:pPr>
-      <w:r>
-        <w:rPr>
-          <w:color w:val="BBBBBB"/>
-        </w:rPr>
-        <w:t xml:space="preserve">____________________________________________________</w:t>
+    <w:tbl>
+      <w:tblPr>
+        <w:tblW w:type="dxa" w:w="9360"/>
+        <w:tblBorders>
+          <w:top w:val="single" w:color="C7D2DD" w:sz="6"/>
+          <w:left w:val="single" w:color="C7D2DD" w:sz="6"/>
+          <w:bottom w:val="single" w:color="C7D2DD" w:sz="6"/>
+          <w:right w:val="single" w:color="C7D2DD" w:sz="6"/>
+          <w:insideH w:val="single" w:color="C7D2DD" w:sz="6"/>
+          <w:insideV w:val="single" w:color="C7D2DD" w:sz="6"/>
+        </w:tblBorders>
+      </w:tblPr>
+      <w:tblGrid>
+        <w:gridCol w:w="2800"/>
+        <w:gridCol w:w="3560"/>
+        <w:gridCol w:w="3000"/>
+      </w:tblGrid>
+      <w:tr>
+        <w:trPr>
+          <w:cantSplit/>
+          <w:tblHeader/>
+        </w:trPr>
+        <w:tc>
+          <w:tcPr>
+            <w:tcW w:type="dxa" w:w="2800"/>
+            <w:shd w:fill="EEF4F8" w:color="auto" w:val="clear"/>
+            <w:tcMar>
+              <w:top w:type="dxa" w:w="60"/>
+              <w:left w:type="dxa" w:w="100"/>
+              <w:bottom w:type="dxa" w:w="60"/>
+              <w:right w:type="dxa" w:w="100"/>
+            </w:tcMar>
+          </w:tcPr>
+          <w:p>
+            <w:pPr>
+              <w:spacing w:after="0" w:before="0"/>
+            </w:pPr>
+            <w:r>
+              <w:rPr>
+                <w:b/>
+                <w:bCs/>
+                <w:color w:val="0F2B3C"/>
+                <w:sz w:val="16"/>
+                <w:szCs w:val="16"/>
+              </w:rPr>
+              <w:t xml:space="preserve">CORE PROBLEM / GIVEN REPRESENTATION</w:t>
+            </w:r>
+          </w:p>
+        </w:tc>
+        <w:tc>
+          <w:tcPr>
+            <w:tcW w:type="dxa" w:w="3560"/>
+            <w:shd w:fill="EEF4F8" w:color="auto" w:val="clear"/>
+            <w:tcMar>
+              <w:top w:type="dxa" w:w="60"/>
+              <w:left w:type="dxa" w:w="100"/>
+              <w:bottom w:type="dxa" w:w="60"/>
+              <w:right w:type="dxa" w:w="100"/>
+            </w:tcMar>
+          </w:tcPr>
+          <w:p>
+            <w:pPr>
+              <w:spacing w:after="0" w:before="0"/>
+            </w:pPr>
+            <w:r>
+              <w:rPr>
+                <w:b/>
+                <w:bCs/>
+                <w:color w:val="0F2B3C"/>
+                <w:sz w:val="16"/>
+                <w:szCs w:val="16"/>
+              </w:rPr>
+              <w:t xml:space="preserve">WORKING SPACE / CALCULATION STEPS</w:t>
+            </w:r>
+          </w:p>
+        </w:tc>
+        <w:tc>
+          <w:tcPr>
+            <w:tcW w:type="dxa" w:w="3000"/>
+            <w:shd w:fill="FBF3E2" w:color="auto" w:val="clear"/>
+            <w:tcMar>
+              <w:top w:type="dxa" w:w="60"/>
+              <w:left w:type="dxa" w:w="100"/>
+              <w:bottom w:type="dxa" w:w="60"/>
+              <w:right w:type="dxa" w:w="100"/>
+            </w:tcMar>
+          </w:tcPr>
+          <w:p>
+            <w:pPr>
+              <w:spacing w:after="0" w:before="0"/>
+            </w:pPr>
+            <w:r>
+              <w:rPr>
+                <w:b/>
+                <w:bCs/>
+                <w:color w:val="7A5400"/>
+                <w:sz w:val="16"/>
+                <w:szCs w:val="16"/>
+              </w:rPr>
+              <w:t xml:space="preserve">EXPLAIN YOUR REASONING</w:t>
+            </w:r>
+          </w:p>
+        </w:tc>
+      </w:tr>
+      <w:tr>
+        <w:trPr>
+          <w:cantSplit/>
+        </w:trPr>
+        <w:tc>
+          <w:tcPr>
+            <w:tcW w:type="dxa" w:w="2800"/>
+            <w:tcMar>
+              <w:top w:type="dxa" w:w="80"/>
+              <w:left w:type="dxa" w:w="100"/>
+              <w:bottom w:type="dxa" w:w="80"/>
+              <w:right w:type="dxa" w:w="100"/>
+            </w:tcMar>
+            <w:vAlign w:val="top"/>
+          </w:tcPr>
+          <w:p>
+            <w:pPr>
+              <w:spacing w:after="40" w:before="0"/>
+            </w:pPr>
+            <w:r>
+              <w:rPr>
+                <w:b/>
+                <w:bCs/>
+                <w:color w:val="0F2B3C"/>
+                <w:sz w:val="20"/>
+                <w:szCs w:val="20"/>
+              </w:rPr>
+              <w:t xml:space="preserve">1.  6 stickers cost $6. One sticker costs $6 ÷ 6 = $___?</w:t>
+            </w:r>
+          </w:p>
+        </w:tc>
+        <w:tc>
+          <w:tcPr>
+            <w:tcW w:type="dxa" w:w="3560"/>
+            <w:tcMar>
+              <w:top w:type="dxa" w:w="80"/>
+              <w:left w:type="dxa" w:w="100"/>
+              <w:bottom w:type="dxa" w:w="80"/>
+              <w:right w:type="dxa" w:w="100"/>
+            </w:tcMar>
+            <w:vAlign w:val="top"/>
+          </w:tcPr>
+          <w:p>
+            <w:pPr>
+              <w:spacing w:after="50" w:before="0"/>
+            </w:pPr>
+            <w:r>
+              <w:rPr>
+                <w:color w:val="BBBBBB"/>
+                <w:sz w:val="18"/>
+                <w:szCs w:val="18"/>
+              </w:rPr>
+              <w:t xml:space="preserve">____________________________</w:t>
+            </w:r>
+          </w:p>
+          <w:p>
+            <w:pPr>
+              <w:spacing w:after="50" w:before="0"/>
+            </w:pPr>
+            <w:r>
+              <w:rPr>
+                <w:color w:val="BBBBBB"/>
+                <w:sz w:val="18"/>
+                <w:szCs w:val="18"/>
+              </w:rPr>
+              <w:t xml:space="preserve">____________________________</w:t>
+            </w:r>
+          </w:p>
+          <w:p>
+            <w:pPr>
+              <w:spacing w:after="50" w:before="0"/>
+            </w:pPr>
+            <w:r>
+              <w:rPr>
+                <w:color w:val="BBBBBB"/>
+                <w:sz w:val="18"/>
+                <w:szCs w:val="18"/>
+              </w:rPr>
+              <w:t xml:space="preserve">____________________________</w:t>
+            </w:r>
+          </w:p>
+          <w:p>
+            <w:pPr>
+              <w:spacing w:after="50" w:before="0"/>
+            </w:pPr>
+            <w:r>
+              <w:rPr>
+                <w:color w:val="BBBBBB"/>
+                <w:sz w:val="18"/>
+                <w:szCs w:val="18"/>
+              </w:rPr>
+              <w:t xml:space="preserve">____________________________</w:t>
+            </w:r>
+          </w:p>
+        </w:tc>
+        <w:tc>
+          <w:tcPr>
+            <w:tcW w:type="dxa" w:w="3000"/>
+            <w:shd w:fill="FBF3E2" w:color="auto" w:val="clear"/>
+            <w:tcMar>
+              <w:top w:type="dxa" w:w="80"/>
+              <w:left w:type="dxa" w:w="100"/>
+              <w:bottom w:type="dxa" w:w="80"/>
+              <w:right w:type="dxa" w:w="100"/>
+            </w:tcMar>
+            <w:vAlign w:val="top"/>
+          </w:tcPr>
+          <w:p>
+            <w:pPr>
+              <w:spacing w:after="30" w:before="0"/>
+            </w:pPr>
+            <w:r>
+              <w:rPr>
+                <w:b/>
+                <w:bCs/>
+                <w:color w:val="0F2B3C"/>
+                <w:sz w:val="18"/>
+                <w:szCs w:val="18"/>
+              </w:rPr>
+              <w:t xml:space="preserve">Because... ________________</w:t>
+            </w:r>
+          </w:p>
+          <w:p>
+            <w:pPr>
+              <w:spacing w:after="50" w:before="0"/>
+            </w:pPr>
+            <w:r>
+              <w:rPr>
+                <w:color w:val="BBBBBB"/>
+                <w:sz w:val="18"/>
+                <w:szCs w:val="18"/>
+              </w:rPr>
+              <w:t xml:space="preserve">____________________________</w:t>
+            </w:r>
+          </w:p>
+          <w:p>
+            <w:pPr>
+              <w:spacing w:after="30" w:before="40"/>
+            </w:pPr>
+            <w:r>
+              <w:rPr>
+                <w:b/>
+                <w:bCs/>
+                <w:color w:val="1A6FB5"/>
+                <w:sz w:val="18"/>
+                <w:szCs w:val="18"/>
+              </w:rPr>
+              <w:t xml:space="preserve">Although... _______________</w:t>
+            </w:r>
+          </w:p>
+          <w:p>
+            <w:pPr>
+              <w:spacing w:after="50" w:before="0"/>
+            </w:pPr>
+            <w:r>
+              <w:rPr>
+                <w:color w:val="BBBBBB"/>
+                <w:sz w:val="18"/>
+                <w:szCs w:val="18"/>
+              </w:rPr>
+              <w:t xml:space="preserve">____________________________</w:t>
+            </w:r>
+          </w:p>
+          <w:p>
+            <w:pPr>
+              <w:spacing w:after="30" w:before="40"/>
+            </w:pPr>
+            <w:r>
+              <w:rPr>
+                <w:b/>
+                <w:bCs/>
+                <w:color w:val="7A5400"/>
+                <w:sz w:val="18"/>
+                <w:szCs w:val="18"/>
+              </w:rPr>
+              <w:t xml:space="preserve">Therefore... ______________</w:t>
+            </w:r>
+          </w:p>
+          <w:p>
+            <w:pPr>
+              <w:spacing w:after="50" w:before="0"/>
+            </w:pPr>
+            <w:r>
+              <w:rPr>
+                <w:color w:val="BBBBBB"/>
+                <w:sz w:val="18"/>
+                <w:szCs w:val="18"/>
+              </w:rPr>
+              <w:t xml:space="preserve">____________________________</w:t>
+            </w:r>
+          </w:p>
+        </w:tc>
+      </w:tr>
+    </w:tbl>
+    <w:p>
+      <w:pPr>
+        <w:spacing w:after="60" w:before="0"/>
+      </w:pPr>
+      <w:r>
+        <w:t xml:space="preserve"/>
+      </w:r>
+    </w:p>
+    <w:tbl>
+      <w:tblPr>
+        <w:tblW w:type="dxa" w:w="9360"/>
+        <w:tblBorders>
+          <w:top w:val="single" w:color="C7D2DD" w:sz="6"/>
+          <w:left w:val="single" w:color="C7D2DD" w:sz="6"/>
+          <w:bottom w:val="single" w:color="C7D2DD" w:sz="6"/>
+          <w:right w:val="single" w:color="C7D2DD" w:sz="6"/>
+          <w:insideH w:val="single" w:color="C7D2DD" w:sz="6"/>
+          <w:insideV w:val="single" w:color="C7D2DD" w:sz="6"/>
+        </w:tblBorders>
+      </w:tblPr>
+      <w:tblGrid>
+        <w:gridCol w:w="2800"/>
+        <w:gridCol w:w="3560"/>
+        <w:gridCol w:w="3000"/>
+      </w:tblGrid>
+      <w:tr>
+        <w:trPr>
+          <w:cantSplit/>
+          <w:tblHeader/>
+        </w:trPr>
+        <w:tc>
+          <w:tcPr>
+            <w:tcW w:type="dxa" w:w="2800"/>
+            <w:shd w:fill="EEF4F8" w:color="auto" w:val="clear"/>
+            <w:tcMar>
+              <w:top w:type="dxa" w:w="60"/>
+              <w:left w:type="dxa" w:w="100"/>
+              <w:bottom w:type="dxa" w:w="60"/>
+              <w:right w:type="dxa" w:w="100"/>
+            </w:tcMar>
+          </w:tcPr>
+          <w:p>
+            <w:pPr>
+              <w:spacing w:after="0" w:before="0"/>
+            </w:pPr>
+            <w:r>
+              <w:rPr>
+                <w:b/>
+                <w:bCs/>
+                <w:color w:val="0F2B3C"/>
+                <w:sz w:val="16"/>
+                <w:szCs w:val="16"/>
+              </w:rPr>
+              <w:t xml:space="preserve">CORE PROBLEM / GIVEN REPRESENTATION</w:t>
+            </w:r>
+          </w:p>
+        </w:tc>
+        <w:tc>
+          <w:tcPr>
+            <w:tcW w:type="dxa" w:w="3560"/>
+            <w:shd w:fill="EEF4F8" w:color="auto" w:val="clear"/>
+            <w:tcMar>
+              <w:top w:type="dxa" w:w="60"/>
+              <w:left w:type="dxa" w:w="100"/>
+              <w:bottom w:type="dxa" w:w="60"/>
+              <w:right w:type="dxa" w:w="100"/>
+            </w:tcMar>
+          </w:tcPr>
+          <w:p>
+            <w:pPr>
+              <w:spacing w:after="0" w:before="0"/>
+            </w:pPr>
+            <w:r>
+              <w:rPr>
+                <w:b/>
+                <w:bCs/>
+                <w:color w:val="0F2B3C"/>
+                <w:sz w:val="16"/>
+                <w:szCs w:val="16"/>
+              </w:rPr>
+              <w:t xml:space="preserve">WORKING SPACE / CALCULATION STEPS</w:t>
+            </w:r>
+          </w:p>
+        </w:tc>
+        <w:tc>
+          <w:tcPr>
+            <w:tcW w:type="dxa" w:w="3000"/>
+            <w:shd w:fill="FBF3E2" w:color="auto" w:val="clear"/>
+            <w:tcMar>
+              <w:top w:type="dxa" w:w="60"/>
+              <w:left w:type="dxa" w:w="100"/>
+              <w:bottom w:type="dxa" w:w="60"/>
+              <w:right w:type="dxa" w:w="100"/>
+            </w:tcMar>
+          </w:tcPr>
+          <w:p>
+            <w:pPr>
+              <w:spacing w:after="0" w:before="0"/>
+            </w:pPr>
+            <w:r>
+              <w:rPr>
+                <w:b/>
+                <w:bCs/>
+                <w:color w:val="7A5400"/>
+                <w:sz w:val="16"/>
+                <w:szCs w:val="16"/>
+              </w:rPr>
+              <w:t xml:space="preserve">EXPLAIN YOUR REASONING</w:t>
+            </w:r>
+          </w:p>
+        </w:tc>
+      </w:tr>
+      <w:tr>
+        <w:trPr>
+          <w:cantSplit/>
+        </w:trPr>
+        <w:tc>
+          <w:tcPr>
+            <w:tcW w:type="dxa" w:w="2800"/>
+            <w:tcMar>
+              <w:top w:type="dxa" w:w="80"/>
+              <w:left w:type="dxa" w:w="100"/>
+              <w:bottom w:type="dxa" w:w="80"/>
+              <w:right w:type="dxa" w:w="100"/>
+            </w:tcMar>
+            <w:vAlign w:val="top"/>
+          </w:tcPr>
+          <w:p>
+            <w:pPr>
+              <w:spacing w:after="40" w:before="0"/>
+            </w:pPr>
+            <w:r>
+              <w:rPr>
+                <w:b/>
+                <w:bCs/>
+                <w:color w:val="0F2B3C"/>
+                <w:sz w:val="20"/>
+                <w:szCs w:val="20"/>
+              </w:rPr>
+              <w:t xml:space="preserve">2.  8 apples cost $8. One apple costs $8 ÷ 8 = $___?</w:t>
+            </w:r>
+          </w:p>
+        </w:tc>
+        <w:tc>
+          <w:tcPr>
+            <w:tcW w:type="dxa" w:w="3560"/>
+            <w:tcMar>
+              <w:top w:type="dxa" w:w="80"/>
+              <w:left w:type="dxa" w:w="100"/>
+              <w:bottom w:type="dxa" w:w="80"/>
+              <w:right w:type="dxa" w:w="100"/>
+            </w:tcMar>
+            <w:vAlign w:val="top"/>
+          </w:tcPr>
+          <w:p>
+            <w:pPr>
+              <w:spacing w:after="50" w:before="0"/>
+            </w:pPr>
+            <w:r>
+              <w:rPr>
+                <w:color w:val="BBBBBB"/>
+                <w:sz w:val="18"/>
+                <w:szCs w:val="18"/>
+              </w:rPr>
+              <w:t xml:space="preserve">____________________________</w:t>
+            </w:r>
+          </w:p>
+          <w:p>
+            <w:pPr>
+              <w:spacing w:after="50" w:before="0"/>
+            </w:pPr>
+            <w:r>
+              <w:rPr>
+                <w:color w:val="BBBBBB"/>
+                <w:sz w:val="18"/>
+                <w:szCs w:val="18"/>
+              </w:rPr>
+              <w:t xml:space="preserve">____________________________</w:t>
+            </w:r>
+          </w:p>
+          <w:p>
+            <w:pPr>
+              <w:spacing w:after="50" w:before="0"/>
+            </w:pPr>
+            <w:r>
+              <w:rPr>
+                <w:color w:val="BBBBBB"/>
+                <w:sz w:val="18"/>
+                <w:szCs w:val="18"/>
+              </w:rPr>
+              <w:t xml:space="preserve">____________________________</w:t>
+            </w:r>
+          </w:p>
+          <w:p>
+            <w:pPr>
+              <w:spacing w:after="50" w:before="0"/>
+            </w:pPr>
+            <w:r>
+              <w:rPr>
+                <w:color w:val="BBBBBB"/>
+                <w:sz w:val="18"/>
+                <w:szCs w:val="18"/>
+              </w:rPr>
+              <w:t xml:space="preserve">____________________________</w:t>
+            </w:r>
+          </w:p>
+        </w:tc>
+        <w:tc>
+          <w:tcPr>
+            <w:tcW w:type="dxa" w:w="3000"/>
+            <w:shd w:fill="FBF3E2" w:color="auto" w:val="clear"/>
+            <w:tcMar>
+              <w:top w:type="dxa" w:w="80"/>
+              <w:left w:type="dxa" w:w="100"/>
+              <w:bottom w:type="dxa" w:w="80"/>
+              <w:right w:type="dxa" w:w="100"/>
+            </w:tcMar>
+            <w:vAlign w:val="top"/>
+          </w:tcPr>
+          <w:p>
+            <w:pPr>
+              <w:spacing w:after="30" w:before="0"/>
+            </w:pPr>
+            <w:r>
+              <w:rPr>
+                <w:b/>
+                <w:bCs/>
+                <w:color w:val="0F2B3C"/>
+                <w:sz w:val="18"/>
+                <w:szCs w:val="18"/>
+              </w:rPr>
+              <w:t xml:space="preserve">Because... ________________</w:t>
+            </w:r>
+          </w:p>
+          <w:p>
+            <w:pPr>
+              <w:spacing w:after="50" w:before="0"/>
+            </w:pPr>
+            <w:r>
+              <w:rPr>
+                <w:color w:val="BBBBBB"/>
+                <w:sz w:val="18"/>
+                <w:szCs w:val="18"/>
+              </w:rPr>
+              <w:t xml:space="preserve">____________________________</w:t>
+            </w:r>
+          </w:p>
+          <w:p>
+            <w:pPr>
+              <w:spacing w:after="30" w:before="40"/>
+            </w:pPr>
+            <w:r>
+              <w:rPr>
+                <w:b/>
+                <w:bCs/>
+                <w:color w:val="1A6FB5"/>
+                <w:sz w:val="18"/>
+                <w:szCs w:val="18"/>
+              </w:rPr>
+              <w:t xml:space="preserve">Although... _______________</w:t>
+            </w:r>
+          </w:p>
+          <w:p>
+            <w:pPr>
+              <w:spacing w:after="50" w:before="0"/>
+            </w:pPr>
+            <w:r>
+              <w:rPr>
+                <w:color w:val="BBBBBB"/>
+                <w:sz w:val="18"/>
+                <w:szCs w:val="18"/>
+              </w:rPr>
+              <w:t xml:space="preserve">____________________________</w:t>
+            </w:r>
+          </w:p>
+          <w:p>
+            <w:pPr>
+              <w:spacing w:after="30" w:before="40"/>
+            </w:pPr>
+            <w:r>
+              <w:rPr>
+                <w:b/>
+                <w:bCs/>
+                <w:color w:val="7A5400"/>
+                <w:sz w:val="18"/>
+                <w:szCs w:val="18"/>
+              </w:rPr>
+              <w:t xml:space="preserve">Therefore... ______________</w:t>
+            </w:r>
+          </w:p>
+          <w:p>
+            <w:pPr>
+              <w:spacing w:after="50" w:before="0"/>
+            </w:pPr>
+            <w:r>
+              <w:rPr>
+                <w:color w:val="BBBBBB"/>
+                <w:sz w:val="18"/>
+                <w:szCs w:val="18"/>
+              </w:rPr>
+              <w:t xml:space="preserve">____________________________</w:t>
+            </w:r>
+          </w:p>
+        </w:tc>
+      </w:tr>
+    </w:tbl>
+    <w:p>
+      <w:pPr>
+        <w:spacing w:after="60" w:before="0"/>
+      </w:pPr>
+      <w:r>
+        <w:t xml:space="preserve"/>
+      </w:r>
+    </w:p>
+    <w:tbl>
+      <w:tblPr>
+        <w:tblW w:type="dxa" w:w="9360"/>
+        <w:tblBorders>
+          <w:top w:val="single" w:color="C7D2DD" w:sz="6"/>
+          <w:left w:val="single" w:color="C7D2DD" w:sz="6"/>
+          <w:bottom w:val="single" w:color="C7D2DD" w:sz="6"/>
+          <w:right w:val="single" w:color="C7D2DD" w:sz="6"/>
+          <w:insideH w:val="single" w:color="C7D2DD" w:sz="6"/>
+          <w:insideV w:val="single" w:color="C7D2DD" w:sz="6"/>
+        </w:tblBorders>
+      </w:tblPr>
+      <w:tblGrid>
+        <w:gridCol w:w="2800"/>
+        <w:gridCol w:w="3560"/>
+        <w:gridCol w:w="3000"/>
+      </w:tblGrid>
+      <w:tr>
+        <w:trPr>
+          <w:cantSplit/>
+          <w:tblHeader/>
+        </w:trPr>
+        <w:tc>
+          <w:tcPr>
+            <w:tcW w:type="dxa" w:w="2800"/>
+            <w:shd w:fill="EEF4F8" w:color="auto" w:val="clear"/>
+            <w:tcMar>
+              <w:top w:type="dxa" w:w="60"/>
+              <w:left w:type="dxa" w:w="100"/>
+              <w:bottom w:type="dxa" w:w="60"/>
+              <w:right w:type="dxa" w:w="100"/>
+            </w:tcMar>
+          </w:tcPr>
+          <w:p>
+            <w:pPr>
+              <w:spacing w:after="0" w:before="0"/>
+            </w:pPr>
+            <w:r>
+              <w:rPr>
+                <w:b/>
+                <w:bCs/>
+                <w:color w:val="0F2B3C"/>
+                <w:sz w:val="16"/>
+                <w:szCs w:val="16"/>
+              </w:rPr>
+              <w:t xml:space="preserve">CORE PROBLEM / GIVEN REPRESENTATION</w:t>
+            </w:r>
+          </w:p>
+        </w:tc>
+        <w:tc>
+          <w:tcPr>
+            <w:tcW w:type="dxa" w:w="3560"/>
+            <w:shd w:fill="EEF4F8" w:color="auto" w:val="clear"/>
+            <w:tcMar>
+              <w:top w:type="dxa" w:w="60"/>
+              <w:left w:type="dxa" w:w="100"/>
+              <w:bottom w:type="dxa" w:w="60"/>
+              <w:right w:type="dxa" w:w="100"/>
+            </w:tcMar>
+          </w:tcPr>
+          <w:p>
+            <w:pPr>
+              <w:spacing w:after="0" w:before="0"/>
+            </w:pPr>
+            <w:r>
+              <w:rPr>
+                <w:b/>
+                <w:bCs/>
+                <w:color w:val="0F2B3C"/>
+                <w:sz w:val="16"/>
+                <w:szCs w:val="16"/>
+              </w:rPr>
+              <w:t xml:space="preserve">WORKING SPACE / CALCULATION STEPS</w:t>
+            </w:r>
+          </w:p>
+        </w:tc>
+        <w:tc>
+          <w:tcPr>
+            <w:tcW w:type="dxa" w:w="3000"/>
+            <w:shd w:fill="FBF3E2" w:color="auto" w:val="clear"/>
+            <w:tcMar>
+              <w:top w:type="dxa" w:w="60"/>
+              <w:left w:type="dxa" w:w="100"/>
+              <w:bottom w:type="dxa" w:w="60"/>
+              <w:right w:type="dxa" w:w="100"/>
+            </w:tcMar>
+          </w:tcPr>
+          <w:p>
+            <w:pPr>
+              <w:spacing w:after="0" w:before="0"/>
+            </w:pPr>
+            <w:r>
+              <w:rPr>
+                <w:b/>
+                <w:bCs/>
+                <w:color w:val="7A5400"/>
+                <w:sz w:val="16"/>
+                <w:szCs w:val="16"/>
+              </w:rPr>
+              <w:t xml:space="preserve">EXPLAIN YOUR REASONING</w:t>
+            </w:r>
+          </w:p>
+        </w:tc>
+      </w:tr>
+      <w:tr>
+        <w:trPr>
+          <w:cantSplit/>
+        </w:trPr>
+        <w:tc>
+          <w:tcPr>
+            <w:tcW w:type="dxa" w:w="2800"/>
+            <w:tcMar>
+              <w:top w:type="dxa" w:w="80"/>
+              <w:left w:type="dxa" w:w="100"/>
+              <w:bottom w:type="dxa" w:w="80"/>
+              <w:right w:type="dxa" w:w="100"/>
+            </w:tcMar>
+            <w:vAlign w:val="top"/>
+          </w:tcPr>
+          <w:p>
+            <w:pPr>
+              <w:spacing w:after="40" w:before="0"/>
+            </w:pPr>
+            <w:r>
+              <w:rPr>
+                <w:b/>
+                <w:bCs/>
+                <w:color w:val="0F2B3C"/>
+                <w:sz w:val="20"/>
+                <w:szCs w:val="20"/>
+              </w:rPr>
+              <w:t xml:space="preserve">3.  10 pens cost $20. One pen costs $20 ÷ 10 = $___?</w:t>
+            </w:r>
+          </w:p>
+        </w:tc>
+        <w:tc>
+          <w:tcPr>
+            <w:tcW w:type="dxa" w:w="3560"/>
+            <w:tcMar>
+              <w:top w:type="dxa" w:w="80"/>
+              <w:left w:type="dxa" w:w="100"/>
+              <w:bottom w:type="dxa" w:w="80"/>
+              <w:right w:type="dxa" w:w="100"/>
+            </w:tcMar>
+            <w:vAlign w:val="top"/>
+          </w:tcPr>
+          <w:p>
+            <w:pPr>
+              <w:spacing w:after="50" w:before="0"/>
+            </w:pPr>
+            <w:r>
+              <w:rPr>
+                <w:color w:val="BBBBBB"/>
+                <w:sz w:val="18"/>
+                <w:szCs w:val="18"/>
+              </w:rPr>
+              <w:t xml:space="preserve">____________________________</w:t>
+            </w:r>
+          </w:p>
+          <w:p>
+            <w:pPr>
+              <w:spacing w:after="50" w:before="0"/>
+            </w:pPr>
+            <w:r>
+              <w:rPr>
+                <w:color w:val="BBBBBB"/>
+                <w:sz w:val="18"/>
+                <w:szCs w:val="18"/>
+              </w:rPr>
+              <w:t xml:space="preserve">____________________________</w:t>
+            </w:r>
+          </w:p>
+          <w:p>
+            <w:pPr>
+              <w:spacing w:after="50" w:before="0"/>
+            </w:pPr>
+            <w:r>
+              <w:rPr>
+                <w:color w:val="BBBBBB"/>
+                <w:sz w:val="18"/>
+                <w:szCs w:val="18"/>
+              </w:rPr>
+              <w:t xml:space="preserve">____________________________</w:t>
+            </w:r>
+          </w:p>
+          <w:p>
+            <w:pPr>
+              <w:spacing w:after="50" w:before="0"/>
+            </w:pPr>
+            <w:r>
+              <w:rPr>
+                <w:color w:val="BBBBBB"/>
+                <w:sz w:val="18"/>
+                <w:szCs w:val="18"/>
+              </w:rPr>
+              <w:t xml:space="preserve">____________________________</w:t>
+            </w:r>
+          </w:p>
+        </w:tc>
+        <w:tc>
+          <w:tcPr>
+            <w:tcW w:type="dxa" w:w="3000"/>
+            <w:shd w:fill="FBF3E2" w:color="auto" w:val="clear"/>
+            <w:tcMar>
+              <w:top w:type="dxa" w:w="80"/>
+              <w:left w:type="dxa" w:w="100"/>
+              <w:bottom w:type="dxa" w:w="80"/>
+              <w:right w:type="dxa" w:w="100"/>
+            </w:tcMar>
+            <w:vAlign w:val="top"/>
+          </w:tcPr>
+          <w:p>
+            <w:pPr>
+              <w:spacing w:after="30" w:before="0"/>
+            </w:pPr>
+            <w:r>
+              <w:rPr>
+                <w:b/>
+                <w:bCs/>
+                <w:color w:val="0F2B3C"/>
+                <w:sz w:val="18"/>
+                <w:szCs w:val="18"/>
+              </w:rPr>
+              <w:t xml:space="preserve">Because... ________________</w:t>
+            </w:r>
+          </w:p>
+          <w:p>
+            <w:pPr>
+              <w:spacing w:after="50" w:before="0"/>
+            </w:pPr>
+            <w:r>
+              <w:rPr>
+                <w:color w:val="BBBBBB"/>
+                <w:sz w:val="18"/>
+                <w:szCs w:val="18"/>
+              </w:rPr>
+              <w:t xml:space="preserve">____________________________</w:t>
+            </w:r>
+          </w:p>
+          <w:p>
+            <w:pPr>
+              <w:spacing w:after="30" w:before="40"/>
+            </w:pPr>
+            <w:r>
+              <w:rPr>
+                <w:b/>
+                <w:bCs/>
+                <w:color w:val="1A6FB5"/>
+                <w:sz w:val="18"/>
+                <w:szCs w:val="18"/>
+              </w:rPr>
+              <w:t xml:space="preserve">Although... _______________</w:t>
+            </w:r>
+          </w:p>
+          <w:p>
+            <w:pPr>
+              <w:spacing w:after="50" w:before="0"/>
+            </w:pPr>
+            <w:r>
+              <w:rPr>
+                <w:color w:val="BBBBBB"/>
+                <w:sz w:val="18"/>
+                <w:szCs w:val="18"/>
+              </w:rPr>
+              <w:t xml:space="preserve">____________________________</w:t>
+            </w:r>
+          </w:p>
+          <w:p>
+            <w:pPr>
+              <w:spacing w:after="30" w:before="40"/>
+            </w:pPr>
+            <w:r>
+              <w:rPr>
+                <w:b/>
+                <w:bCs/>
+                <w:color w:val="7A5400"/>
+                <w:sz w:val="18"/>
+                <w:szCs w:val="18"/>
+              </w:rPr>
+              <w:t xml:space="preserve">Therefore... ______________</w:t>
+            </w:r>
+          </w:p>
+          <w:p>
+            <w:pPr>
+              <w:spacing w:after="50" w:before="0"/>
+            </w:pPr>
+            <w:r>
+              <w:rPr>
+                <w:color w:val="BBBBBB"/>
+                <w:sz w:val="18"/>
+                <w:szCs w:val="18"/>
+              </w:rPr>
+              <w:t xml:space="preserve">____________________________</w:t>
+            </w:r>
+          </w:p>
+        </w:tc>
+      </w:tr>
+    </w:tbl>
+    <w:p>
+      <w:pPr>
+        <w:spacing w:after="60" w:before="0"/>
+      </w:pPr>
+      <w:r>
+        <w:t xml:space="preserve"/>
       </w:r>
     </w:p>
     <w:p>
@@ -225,50 +2326,616 @@
         <w:t xml:space="preserve">Find the rate, then use it.</w:t>
       </w:r>
     </w:p>
-    <w:p>
-      <w:pPr>
-        <w:spacing w:after="40" w:before="0"/>
-      </w:pPr>
-      <w:r>
-        <w:rPr>
-          <w:sz w:val="22"/>
-          <w:szCs w:val="22"/>
-        </w:rPr>
-        <w:t xml:space="preserve">1.  3 books cost $9. One book costs $9 ÷ 3 = $___?</w:t>
-      </w:r>
-    </w:p>
-    <w:p>
-      <w:pPr>
-        <w:spacing w:after="80" w:before="0"/>
-      </w:pPr>
-      <w:r>
-        <w:rPr>
-          <w:color w:val="BBBBBB"/>
-        </w:rPr>
-        <w:t xml:space="preserve">____________________________________________________</w:t>
-      </w:r>
-    </w:p>
-    <w:p>
-      <w:pPr>
-        <w:spacing w:after="40" w:before="0"/>
-      </w:pPr>
-      <w:r>
-        <w:rPr>
-          <w:sz w:val="22"/>
-          <w:szCs w:val="22"/>
-        </w:rPr>
-        <w:t xml:space="preserve">2.  So 5 books cost 5 × $3 = $___?</w:t>
-      </w:r>
-    </w:p>
-    <w:p>
-      <w:pPr>
-        <w:spacing w:after="80" w:before="0"/>
-      </w:pPr>
-      <w:r>
-        <w:rPr>
-          <w:color w:val="BBBBBB"/>
-        </w:rPr>
-        <w:t xml:space="preserve">____________________________________________________</w:t>
+    <w:tbl>
+      <w:tblPr>
+        <w:tblW w:type="dxa" w:w="9360"/>
+        <w:tblBorders>
+          <w:top w:val="single" w:color="C7D2DD" w:sz="6"/>
+          <w:left w:val="single" w:color="C7D2DD" w:sz="6"/>
+          <w:bottom w:val="single" w:color="C7D2DD" w:sz="6"/>
+          <w:right w:val="single" w:color="C7D2DD" w:sz="6"/>
+          <w:insideH w:val="single" w:color="C7D2DD" w:sz="6"/>
+          <w:insideV w:val="single" w:color="C7D2DD" w:sz="6"/>
+        </w:tblBorders>
+      </w:tblPr>
+      <w:tblGrid>
+        <w:gridCol w:w="2800"/>
+        <w:gridCol w:w="3560"/>
+        <w:gridCol w:w="3000"/>
+      </w:tblGrid>
+      <w:tr>
+        <w:trPr>
+          <w:cantSplit/>
+          <w:tblHeader/>
+        </w:trPr>
+        <w:tc>
+          <w:tcPr>
+            <w:tcW w:type="dxa" w:w="2800"/>
+            <w:shd w:fill="EEF4F8" w:color="auto" w:val="clear"/>
+            <w:tcMar>
+              <w:top w:type="dxa" w:w="60"/>
+              <w:left w:type="dxa" w:w="100"/>
+              <w:bottom w:type="dxa" w:w="60"/>
+              <w:right w:type="dxa" w:w="100"/>
+            </w:tcMar>
+          </w:tcPr>
+          <w:p>
+            <w:pPr>
+              <w:spacing w:after="0" w:before="0"/>
+            </w:pPr>
+            <w:r>
+              <w:rPr>
+                <w:b/>
+                <w:bCs/>
+                <w:color w:val="0F2B3C"/>
+                <w:sz w:val="16"/>
+                <w:szCs w:val="16"/>
+              </w:rPr>
+              <w:t xml:space="preserve">CORE PROBLEM / GIVEN REPRESENTATION</w:t>
+            </w:r>
+          </w:p>
+        </w:tc>
+        <w:tc>
+          <w:tcPr>
+            <w:tcW w:type="dxa" w:w="3560"/>
+            <w:shd w:fill="EEF4F8" w:color="auto" w:val="clear"/>
+            <w:tcMar>
+              <w:top w:type="dxa" w:w="60"/>
+              <w:left w:type="dxa" w:w="100"/>
+              <w:bottom w:type="dxa" w:w="60"/>
+              <w:right w:type="dxa" w:w="100"/>
+            </w:tcMar>
+          </w:tcPr>
+          <w:p>
+            <w:pPr>
+              <w:spacing w:after="0" w:before="0"/>
+            </w:pPr>
+            <w:r>
+              <w:rPr>
+                <w:b/>
+                <w:bCs/>
+                <w:color w:val="0F2B3C"/>
+                <w:sz w:val="16"/>
+                <w:szCs w:val="16"/>
+              </w:rPr>
+              <w:t xml:space="preserve">WORKING SPACE / CALCULATION STEPS</w:t>
+            </w:r>
+          </w:p>
+        </w:tc>
+        <w:tc>
+          <w:tcPr>
+            <w:tcW w:type="dxa" w:w="3000"/>
+            <w:shd w:fill="FBF3E2" w:color="auto" w:val="clear"/>
+            <w:tcMar>
+              <w:top w:type="dxa" w:w="60"/>
+              <w:left w:type="dxa" w:w="100"/>
+              <w:bottom w:type="dxa" w:w="60"/>
+              <w:right w:type="dxa" w:w="100"/>
+            </w:tcMar>
+          </w:tcPr>
+          <w:p>
+            <w:pPr>
+              <w:spacing w:after="0" w:before="0"/>
+            </w:pPr>
+            <w:r>
+              <w:rPr>
+                <w:b/>
+                <w:bCs/>
+                <w:color w:val="7A5400"/>
+                <w:sz w:val="16"/>
+                <w:szCs w:val="16"/>
+              </w:rPr>
+              <w:t xml:space="preserve">EXPLAIN YOUR REASONING</w:t>
+            </w:r>
+          </w:p>
+        </w:tc>
+      </w:tr>
+      <w:tr>
+        <w:trPr>
+          <w:cantSplit/>
+        </w:trPr>
+        <w:tc>
+          <w:tcPr>
+            <w:tcW w:type="dxa" w:w="2800"/>
+            <w:tcMar>
+              <w:top w:type="dxa" w:w="80"/>
+              <w:left w:type="dxa" w:w="100"/>
+              <w:bottom w:type="dxa" w:w="80"/>
+              <w:right w:type="dxa" w:w="100"/>
+            </w:tcMar>
+            <w:vAlign w:val="top"/>
+          </w:tcPr>
+          <w:p>
+            <w:pPr>
+              <w:spacing w:after="40" w:before="0"/>
+            </w:pPr>
+            <w:r>
+              <w:rPr>
+                <w:b/>
+                <w:bCs/>
+                <w:color w:val="0F2B3C"/>
+                <w:sz w:val="20"/>
+                <w:szCs w:val="20"/>
+              </w:rPr>
+              <w:t xml:space="preserve">1.  3 books cost $9. One book costs $9 ÷ 3 = $___?</w:t>
+            </w:r>
+          </w:p>
+        </w:tc>
+        <w:tc>
+          <w:tcPr>
+            <w:tcW w:type="dxa" w:w="3560"/>
+            <w:tcMar>
+              <w:top w:type="dxa" w:w="80"/>
+              <w:left w:type="dxa" w:w="100"/>
+              <w:bottom w:type="dxa" w:w="80"/>
+              <w:right w:type="dxa" w:w="100"/>
+            </w:tcMar>
+            <w:vAlign w:val="top"/>
+          </w:tcPr>
+          <w:p>
+            <w:pPr>
+              <w:spacing w:after="50" w:before="0"/>
+            </w:pPr>
+            <w:r>
+              <w:rPr>
+                <w:color w:val="BBBBBB"/>
+                <w:sz w:val="18"/>
+                <w:szCs w:val="18"/>
+              </w:rPr>
+              <w:t xml:space="preserve">____________________________</w:t>
+            </w:r>
+          </w:p>
+          <w:p>
+            <w:pPr>
+              <w:spacing w:after="50" w:before="0"/>
+            </w:pPr>
+            <w:r>
+              <w:rPr>
+                <w:color w:val="BBBBBB"/>
+                <w:sz w:val="18"/>
+                <w:szCs w:val="18"/>
+              </w:rPr>
+              <w:t xml:space="preserve">____________________________</w:t>
+            </w:r>
+          </w:p>
+          <w:p>
+            <w:pPr>
+              <w:spacing w:after="50" w:before="0"/>
+            </w:pPr>
+            <w:r>
+              <w:rPr>
+                <w:color w:val="BBBBBB"/>
+                <w:sz w:val="18"/>
+                <w:szCs w:val="18"/>
+              </w:rPr>
+              <w:t xml:space="preserve">____________________________</w:t>
+            </w:r>
+          </w:p>
+          <w:p>
+            <w:pPr>
+              <w:spacing w:after="50" w:before="0"/>
+            </w:pPr>
+            <w:r>
+              <w:rPr>
+                <w:color w:val="BBBBBB"/>
+                <w:sz w:val="18"/>
+                <w:szCs w:val="18"/>
+              </w:rPr>
+              <w:t xml:space="preserve">____________________________</w:t>
+            </w:r>
+          </w:p>
+        </w:tc>
+        <w:tc>
+          <w:tcPr>
+            <w:tcW w:type="dxa" w:w="3000"/>
+            <w:shd w:fill="FBF3E2" w:color="auto" w:val="clear"/>
+            <w:tcMar>
+              <w:top w:type="dxa" w:w="80"/>
+              <w:left w:type="dxa" w:w="100"/>
+              <w:bottom w:type="dxa" w:w="80"/>
+              <w:right w:type="dxa" w:w="100"/>
+            </w:tcMar>
+            <w:vAlign w:val="top"/>
+          </w:tcPr>
+          <w:p>
+            <w:pPr>
+              <w:spacing w:after="30" w:before="0"/>
+            </w:pPr>
+            <w:r>
+              <w:rPr>
+                <w:b/>
+                <w:bCs/>
+                <w:color w:val="0F2B3C"/>
+                <w:sz w:val="18"/>
+                <w:szCs w:val="18"/>
+              </w:rPr>
+              <w:t xml:space="preserve">Because... ________________</w:t>
+            </w:r>
+          </w:p>
+          <w:p>
+            <w:pPr>
+              <w:spacing w:after="50" w:before="0"/>
+            </w:pPr>
+            <w:r>
+              <w:rPr>
+                <w:color w:val="BBBBBB"/>
+                <w:sz w:val="18"/>
+                <w:szCs w:val="18"/>
+              </w:rPr>
+              <w:t xml:space="preserve">____________________________</w:t>
+            </w:r>
+          </w:p>
+          <w:p>
+            <w:pPr>
+              <w:spacing w:after="30" w:before="40"/>
+            </w:pPr>
+            <w:r>
+              <w:rPr>
+                <w:b/>
+                <w:bCs/>
+                <w:color w:val="1A6FB5"/>
+                <w:sz w:val="18"/>
+                <w:szCs w:val="18"/>
+              </w:rPr>
+              <w:t xml:space="preserve">Although... _______________</w:t>
+            </w:r>
+          </w:p>
+          <w:p>
+            <w:pPr>
+              <w:spacing w:after="50" w:before="0"/>
+            </w:pPr>
+            <w:r>
+              <w:rPr>
+                <w:color w:val="BBBBBB"/>
+                <w:sz w:val="18"/>
+                <w:szCs w:val="18"/>
+              </w:rPr>
+              <w:t xml:space="preserve">____________________________</w:t>
+            </w:r>
+          </w:p>
+          <w:p>
+            <w:pPr>
+              <w:spacing w:after="30" w:before="40"/>
+            </w:pPr>
+            <w:r>
+              <w:rPr>
+                <w:b/>
+                <w:bCs/>
+                <w:color w:val="7A5400"/>
+                <w:sz w:val="18"/>
+                <w:szCs w:val="18"/>
+              </w:rPr>
+              <w:t xml:space="preserve">Therefore... ______________</w:t>
+            </w:r>
+          </w:p>
+          <w:p>
+            <w:pPr>
+              <w:spacing w:after="50" w:before="0"/>
+            </w:pPr>
+            <w:r>
+              <w:rPr>
+                <w:color w:val="BBBBBB"/>
+                <w:sz w:val="18"/>
+                <w:szCs w:val="18"/>
+              </w:rPr>
+              <w:t xml:space="preserve">____________________________</w:t>
+            </w:r>
+          </w:p>
+        </w:tc>
+      </w:tr>
+    </w:tbl>
+    <w:p>
+      <w:pPr>
+        <w:spacing w:after="60" w:before="0"/>
+      </w:pPr>
+      <w:r>
+        <w:t xml:space="preserve"/>
+      </w:r>
+    </w:p>
+    <w:tbl>
+      <w:tblPr>
+        <w:tblW w:type="dxa" w:w="9360"/>
+        <w:tblBorders>
+          <w:top w:val="single" w:color="C7D2DD" w:sz="6"/>
+          <w:left w:val="single" w:color="C7D2DD" w:sz="6"/>
+          <w:bottom w:val="single" w:color="C7D2DD" w:sz="6"/>
+          <w:right w:val="single" w:color="C7D2DD" w:sz="6"/>
+          <w:insideH w:val="single" w:color="C7D2DD" w:sz="6"/>
+          <w:insideV w:val="single" w:color="C7D2DD" w:sz="6"/>
+        </w:tblBorders>
+      </w:tblPr>
+      <w:tblGrid>
+        <w:gridCol w:w="2800"/>
+        <w:gridCol w:w="3560"/>
+        <w:gridCol w:w="3000"/>
+      </w:tblGrid>
+      <w:tr>
+        <w:trPr>
+          <w:cantSplit/>
+          <w:tblHeader/>
+        </w:trPr>
+        <w:tc>
+          <w:tcPr>
+            <w:tcW w:type="dxa" w:w="2800"/>
+            <w:shd w:fill="EEF4F8" w:color="auto" w:val="clear"/>
+            <w:tcMar>
+              <w:top w:type="dxa" w:w="60"/>
+              <w:left w:type="dxa" w:w="100"/>
+              <w:bottom w:type="dxa" w:w="60"/>
+              <w:right w:type="dxa" w:w="100"/>
+            </w:tcMar>
+          </w:tcPr>
+          <w:p>
+            <w:pPr>
+              <w:spacing w:after="0" w:before="0"/>
+            </w:pPr>
+            <w:r>
+              <w:rPr>
+                <w:b/>
+                <w:bCs/>
+                <w:color w:val="0F2B3C"/>
+                <w:sz w:val="16"/>
+                <w:szCs w:val="16"/>
+              </w:rPr>
+              <w:t xml:space="preserve">CORE PROBLEM / GIVEN REPRESENTATION</w:t>
+            </w:r>
+          </w:p>
+        </w:tc>
+        <w:tc>
+          <w:tcPr>
+            <w:tcW w:type="dxa" w:w="3560"/>
+            <w:shd w:fill="EEF4F8" w:color="auto" w:val="clear"/>
+            <w:tcMar>
+              <w:top w:type="dxa" w:w="60"/>
+              <w:left w:type="dxa" w:w="100"/>
+              <w:bottom w:type="dxa" w:w="60"/>
+              <w:right w:type="dxa" w:w="100"/>
+            </w:tcMar>
+          </w:tcPr>
+          <w:p>
+            <w:pPr>
+              <w:spacing w:after="0" w:before="0"/>
+            </w:pPr>
+            <w:r>
+              <w:rPr>
+                <w:b/>
+                <w:bCs/>
+                <w:color w:val="0F2B3C"/>
+                <w:sz w:val="16"/>
+                <w:szCs w:val="16"/>
+              </w:rPr>
+              <w:t xml:space="preserve">WORKING SPACE / CALCULATION STEPS</w:t>
+            </w:r>
+          </w:p>
+        </w:tc>
+        <w:tc>
+          <w:tcPr>
+            <w:tcW w:type="dxa" w:w="3000"/>
+            <w:shd w:fill="FBF3E2" w:color="auto" w:val="clear"/>
+            <w:tcMar>
+              <w:top w:type="dxa" w:w="60"/>
+              <w:left w:type="dxa" w:w="100"/>
+              <w:bottom w:type="dxa" w:w="60"/>
+              <w:right w:type="dxa" w:w="100"/>
+            </w:tcMar>
+          </w:tcPr>
+          <w:p>
+            <w:pPr>
+              <w:spacing w:after="0" w:before="0"/>
+            </w:pPr>
+            <w:r>
+              <w:rPr>
+                <w:b/>
+                <w:bCs/>
+                <w:color w:val="7A5400"/>
+                <w:sz w:val="16"/>
+                <w:szCs w:val="16"/>
+              </w:rPr>
+              <w:t xml:space="preserve">EXPLAIN YOUR REASONING</w:t>
+            </w:r>
+          </w:p>
+        </w:tc>
+      </w:tr>
+      <w:tr>
+        <w:trPr>
+          <w:cantSplit/>
+        </w:trPr>
+        <w:tc>
+          <w:tcPr>
+            <w:tcW w:type="dxa" w:w="2800"/>
+            <w:tcMar>
+              <w:top w:type="dxa" w:w="80"/>
+              <w:left w:type="dxa" w:w="100"/>
+              <w:bottom w:type="dxa" w:w="80"/>
+              <w:right w:type="dxa" w:w="100"/>
+            </w:tcMar>
+            <w:vAlign w:val="top"/>
+          </w:tcPr>
+          <w:p>
+            <w:pPr>
+              <w:spacing w:after="40" w:before="0"/>
+            </w:pPr>
+            <w:r>
+              <w:rPr>
+                <w:b/>
+                <w:bCs/>
+                <w:color w:val="0F2B3C"/>
+                <w:sz w:val="20"/>
+                <w:szCs w:val="20"/>
+              </w:rPr>
+              <w:t xml:space="preserve">2.  So 5 books cost 5 × $3 = $___?</w:t>
+            </w:r>
+          </w:p>
+        </w:tc>
+        <w:tc>
+          <w:tcPr>
+            <w:tcW w:type="dxa" w:w="3560"/>
+            <w:tcMar>
+              <w:top w:type="dxa" w:w="80"/>
+              <w:left w:type="dxa" w:w="100"/>
+              <w:bottom w:type="dxa" w:w="80"/>
+              <w:right w:type="dxa" w:w="100"/>
+            </w:tcMar>
+            <w:vAlign w:val="top"/>
+          </w:tcPr>
+          <w:p>
+            <w:pPr>
+              <w:spacing w:after="50" w:before="0"/>
+            </w:pPr>
+            <w:r>
+              <w:rPr>
+                <w:color w:val="BBBBBB"/>
+                <w:sz w:val="18"/>
+                <w:szCs w:val="18"/>
+              </w:rPr>
+              <w:t xml:space="preserve">____________________________</w:t>
+            </w:r>
+          </w:p>
+          <w:p>
+            <w:pPr>
+              <w:spacing w:after="50" w:before="0"/>
+            </w:pPr>
+            <w:r>
+              <w:rPr>
+                <w:color w:val="BBBBBB"/>
+                <w:sz w:val="18"/>
+                <w:szCs w:val="18"/>
+              </w:rPr>
+              <w:t xml:space="preserve">____________________________</w:t>
+            </w:r>
+          </w:p>
+          <w:p>
+            <w:pPr>
+              <w:spacing w:after="50" w:before="0"/>
+            </w:pPr>
+            <w:r>
+              <w:rPr>
+                <w:color w:val="BBBBBB"/>
+                <w:sz w:val="18"/>
+                <w:szCs w:val="18"/>
+              </w:rPr>
+              <w:t xml:space="preserve">____________________________</w:t>
+            </w:r>
+          </w:p>
+          <w:p>
+            <w:pPr>
+              <w:spacing w:after="50" w:before="0"/>
+            </w:pPr>
+            <w:r>
+              <w:rPr>
+                <w:color w:val="BBBBBB"/>
+                <w:sz w:val="18"/>
+                <w:szCs w:val="18"/>
+              </w:rPr>
+              <w:t xml:space="preserve">____________________________</w:t>
+            </w:r>
+          </w:p>
+        </w:tc>
+        <w:tc>
+          <w:tcPr>
+            <w:tcW w:type="dxa" w:w="3000"/>
+            <w:shd w:fill="FBF3E2" w:color="auto" w:val="clear"/>
+            <w:tcMar>
+              <w:top w:type="dxa" w:w="80"/>
+              <w:left w:type="dxa" w:w="100"/>
+              <w:bottom w:type="dxa" w:w="80"/>
+              <w:right w:type="dxa" w:w="100"/>
+            </w:tcMar>
+            <w:vAlign w:val="top"/>
+          </w:tcPr>
+          <w:p>
+            <w:pPr>
+              <w:spacing w:after="30" w:before="0"/>
+            </w:pPr>
+            <w:r>
+              <w:rPr>
+                <w:b/>
+                <w:bCs/>
+                <w:color w:val="0F2B3C"/>
+                <w:sz w:val="18"/>
+                <w:szCs w:val="18"/>
+              </w:rPr>
+              <w:t xml:space="preserve">Because... ________________</w:t>
+            </w:r>
+          </w:p>
+          <w:p>
+            <w:pPr>
+              <w:spacing w:after="50" w:before="0"/>
+            </w:pPr>
+            <w:r>
+              <w:rPr>
+                <w:color w:val="BBBBBB"/>
+                <w:sz w:val="18"/>
+                <w:szCs w:val="18"/>
+              </w:rPr>
+              <w:t xml:space="preserve">____________________________</w:t>
+            </w:r>
+          </w:p>
+          <w:p>
+            <w:pPr>
+              <w:spacing w:after="30" w:before="40"/>
+            </w:pPr>
+            <w:r>
+              <w:rPr>
+                <w:b/>
+                <w:bCs/>
+                <w:color w:val="1A6FB5"/>
+                <w:sz w:val="18"/>
+                <w:szCs w:val="18"/>
+              </w:rPr>
+              <w:t xml:space="preserve">Although... _______________</w:t>
+            </w:r>
+          </w:p>
+          <w:p>
+            <w:pPr>
+              <w:spacing w:after="50" w:before="0"/>
+            </w:pPr>
+            <w:r>
+              <w:rPr>
+                <w:color w:val="BBBBBB"/>
+                <w:sz w:val="18"/>
+                <w:szCs w:val="18"/>
+              </w:rPr>
+              <w:t xml:space="preserve">____________________________</w:t>
+            </w:r>
+          </w:p>
+          <w:p>
+            <w:pPr>
+              <w:spacing w:after="30" w:before="40"/>
+            </w:pPr>
+            <w:r>
+              <w:rPr>
+                <w:b/>
+                <w:bCs/>
+                <w:color w:val="7A5400"/>
+                <w:sz w:val="18"/>
+                <w:szCs w:val="18"/>
+              </w:rPr>
+              <w:t xml:space="preserve">Therefore... ______________</w:t>
+            </w:r>
+          </w:p>
+          <w:p>
+            <w:pPr>
+              <w:spacing w:after="50" w:before="0"/>
+            </w:pPr>
+            <w:r>
+              <w:rPr>
+                <w:color w:val="BBBBBB"/>
+                <w:sz w:val="18"/>
+                <w:szCs w:val="18"/>
+              </w:rPr>
+              <w:t xml:space="preserve">____________________________</w:t>
+            </w:r>
+          </w:p>
+        </w:tc>
+      </w:tr>
+    </w:tbl>
+    <w:p>
+      <w:pPr>
+        <w:spacing w:after="60" w:before="0"/>
+      </w:pPr>
+      <w:r>
+        <w:t xml:space="preserve"/>
       </w:r>
     </w:p>
     <w:p>
@@ -300,63 +2967,629 @@
         <w:t xml:space="preserve">Solve a full rate problem.</w:t>
       </w:r>
     </w:p>
-    <w:p>
-      <w:pPr>
-        <w:spacing w:after="40" w:before="0"/>
-      </w:pPr>
-      <w:r>
-        <w:rPr>
-          <w:sz w:val="22"/>
-          <w:szCs w:val="22"/>
-        </w:rPr>
-        <w:t xml:space="preserve">1.  A car goes 100 miles on 4 gallons. How many miles per 1 gallon?</w:t>
-      </w:r>
-    </w:p>
-    <w:p>
-      <w:pPr>
-        <w:spacing w:after="40" w:before="0"/>
-      </w:pPr>
-      <w:r>
-        <w:rPr>
-          <w:color w:val="5E6E7E"/>
-          <w:sz w:val="20"/>
-          <w:szCs w:val="20"/>
-        </w:rPr>
-        <w:t xml:space="preserve">     choices: 20   /   40   /   25   /   50</w:t>
-      </w:r>
-    </w:p>
-    <w:p>
-      <w:pPr>
-        <w:spacing w:after="80" w:before="0"/>
-      </w:pPr>
-      <w:r>
-        <w:rPr>
-          <w:color w:val="BBBBBB"/>
-        </w:rPr>
-        <w:t xml:space="preserve">____________________________________________________</w:t>
-      </w:r>
-    </w:p>
-    <w:p>
-      <w:pPr>
-        <w:spacing w:after="40" w:before="0"/>
-      </w:pPr>
-      <w:r>
-        <w:rPr>
-          <w:sz w:val="22"/>
-          <w:szCs w:val="22"/>
-        </w:rPr>
-        <w:t xml:space="preserve">2.  At 25 miles per gallon, how far on 3 gallons? 25 × 3 = ___?</w:t>
-      </w:r>
-    </w:p>
-    <w:p>
-      <w:pPr>
-        <w:spacing w:after="80" w:before="0"/>
-      </w:pPr>
-      <w:r>
-        <w:rPr>
-          <w:color w:val="BBBBBB"/>
-        </w:rPr>
-        <w:t xml:space="preserve">____________________________________________________</w:t>
+    <w:tbl>
+      <w:tblPr>
+        <w:tblW w:type="dxa" w:w="9360"/>
+        <w:tblBorders>
+          <w:top w:val="single" w:color="C7D2DD" w:sz="6"/>
+          <w:left w:val="single" w:color="C7D2DD" w:sz="6"/>
+          <w:bottom w:val="single" w:color="C7D2DD" w:sz="6"/>
+          <w:right w:val="single" w:color="C7D2DD" w:sz="6"/>
+          <w:insideH w:val="single" w:color="C7D2DD" w:sz="6"/>
+          <w:insideV w:val="single" w:color="C7D2DD" w:sz="6"/>
+        </w:tblBorders>
+      </w:tblPr>
+      <w:tblGrid>
+        <w:gridCol w:w="2800"/>
+        <w:gridCol w:w="3560"/>
+        <w:gridCol w:w="3000"/>
+      </w:tblGrid>
+      <w:tr>
+        <w:trPr>
+          <w:cantSplit/>
+          <w:tblHeader/>
+        </w:trPr>
+        <w:tc>
+          <w:tcPr>
+            <w:tcW w:type="dxa" w:w="2800"/>
+            <w:shd w:fill="EEF4F8" w:color="auto" w:val="clear"/>
+            <w:tcMar>
+              <w:top w:type="dxa" w:w="60"/>
+              <w:left w:type="dxa" w:w="100"/>
+              <w:bottom w:type="dxa" w:w="60"/>
+              <w:right w:type="dxa" w:w="100"/>
+            </w:tcMar>
+          </w:tcPr>
+          <w:p>
+            <w:pPr>
+              <w:spacing w:after="0" w:before="0"/>
+            </w:pPr>
+            <w:r>
+              <w:rPr>
+                <w:b/>
+                <w:bCs/>
+                <w:color w:val="0F2B3C"/>
+                <w:sz w:val="16"/>
+                <w:szCs w:val="16"/>
+              </w:rPr>
+              <w:t xml:space="preserve">CORE PROBLEM / GIVEN REPRESENTATION</w:t>
+            </w:r>
+          </w:p>
+        </w:tc>
+        <w:tc>
+          <w:tcPr>
+            <w:tcW w:type="dxa" w:w="3560"/>
+            <w:shd w:fill="EEF4F8" w:color="auto" w:val="clear"/>
+            <w:tcMar>
+              <w:top w:type="dxa" w:w="60"/>
+              <w:left w:type="dxa" w:w="100"/>
+              <w:bottom w:type="dxa" w:w="60"/>
+              <w:right w:type="dxa" w:w="100"/>
+            </w:tcMar>
+          </w:tcPr>
+          <w:p>
+            <w:pPr>
+              <w:spacing w:after="0" w:before="0"/>
+            </w:pPr>
+            <w:r>
+              <w:rPr>
+                <w:b/>
+                <w:bCs/>
+                <w:color w:val="0F2B3C"/>
+                <w:sz w:val="16"/>
+                <w:szCs w:val="16"/>
+              </w:rPr>
+              <w:t xml:space="preserve">WORKING SPACE / CALCULATION STEPS</w:t>
+            </w:r>
+          </w:p>
+        </w:tc>
+        <w:tc>
+          <w:tcPr>
+            <w:tcW w:type="dxa" w:w="3000"/>
+            <w:shd w:fill="FBF3E2" w:color="auto" w:val="clear"/>
+            <w:tcMar>
+              <w:top w:type="dxa" w:w="60"/>
+              <w:left w:type="dxa" w:w="100"/>
+              <w:bottom w:type="dxa" w:w="60"/>
+              <w:right w:type="dxa" w:w="100"/>
+            </w:tcMar>
+          </w:tcPr>
+          <w:p>
+            <w:pPr>
+              <w:spacing w:after="0" w:before="0"/>
+            </w:pPr>
+            <w:r>
+              <w:rPr>
+                <w:b/>
+                <w:bCs/>
+                <w:color w:val="7A5400"/>
+                <w:sz w:val="16"/>
+                <w:szCs w:val="16"/>
+              </w:rPr>
+              <w:t xml:space="preserve">EXPLAIN YOUR REASONING</w:t>
+            </w:r>
+          </w:p>
+        </w:tc>
+      </w:tr>
+      <w:tr>
+        <w:trPr>
+          <w:cantSplit/>
+        </w:trPr>
+        <w:tc>
+          <w:tcPr>
+            <w:tcW w:type="dxa" w:w="2800"/>
+            <w:tcMar>
+              <w:top w:type="dxa" w:w="80"/>
+              <w:left w:type="dxa" w:w="100"/>
+              <w:bottom w:type="dxa" w:w="80"/>
+              <w:right w:type="dxa" w:w="100"/>
+            </w:tcMar>
+            <w:vAlign w:val="top"/>
+          </w:tcPr>
+          <w:p>
+            <w:pPr>
+              <w:spacing w:after="40" w:before="0"/>
+            </w:pPr>
+            <w:r>
+              <w:rPr>
+                <w:b/>
+                <w:bCs/>
+                <w:color w:val="0F2B3C"/>
+                <w:sz w:val="20"/>
+                <w:szCs w:val="20"/>
+              </w:rPr>
+              <w:t xml:space="preserve">1.  A car goes 100 miles on 4 gallons. How many miles per 1 gallon?</w:t>
+            </w:r>
+          </w:p>
+          <w:p>
+            <w:pPr>
+              <w:spacing w:after="0" w:before="0"/>
+            </w:pPr>
+            <w:r>
+              <w:rPr>
+                <w:color w:val="5E6E7E"/>
+                <w:sz w:val="18"/>
+                <w:szCs w:val="18"/>
+              </w:rPr>
+              <w:t xml:space="preserve">Choices: 20   /   40   /   25   /   50</w:t>
+            </w:r>
+          </w:p>
+        </w:tc>
+        <w:tc>
+          <w:tcPr>
+            <w:tcW w:type="dxa" w:w="3560"/>
+            <w:tcMar>
+              <w:top w:type="dxa" w:w="80"/>
+              <w:left w:type="dxa" w:w="100"/>
+              <w:bottom w:type="dxa" w:w="80"/>
+              <w:right w:type="dxa" w:w="100"/>
+            </w:tcMar>
+            <w:vAlign w:val="top"/>
+          </w:tcPr>
+          <w:p>
+            <w:pPr>
+              <w:spacing w:after="50" w:before="0"/>
+            </w:pPr>
+            <w:r>
+              <w:rPr>
+                <w:color w:val="BBBBBB"/>
+                <w:sz w:val="18"/>
+                <w:szCs w:val="18"/>
+              </w:rPr>
+              <w:t xml:space="preserve">____________________________</w:t>
+            </w:r>
+          </w:p>
+          <w:p>
+            <w:pPr>
+              <w:spacing w:after="50" w:before="0"/>
+            </w:pPr>
+            <w:r>
+              <w:rPr>
+                <w:color w:val="BBBBBB"/>
+                <w:sz w:val="18"/>
+                <w:szCs w:val="18"/>
+              </w:rPr>
+              <w:t xml:space="preserve">____________________________</w:t>
+            </w:r>
+          </w:p>
+          <w:p>
+            <w:pPr>
+              <w:spacing w:after="50" w:before="0"/>
+            </w:pPr>
+            <w:r>
+              <w:rPr>
+                <w:color w:val="BBBBBB"/>
+                <w:sz w:val="18"/>
+                <w:szCs w:val="18"/>
+              </w:rPr>
+              <w:t xml:space="preserve">____________________________</w:t>
+            </w:r>
+          </w:p>
+          <w:p>
+            <w:pPr>
+              <w:spacing w:after="50" w:before="0"/>
+            </w:pPr>
+            <w:r>
+              <w:rPr>
+                <w:color w:val="BBBBBB"/>
+                <w:sz w:val="18"/>
+                <w:szCs w:val="18"/>
+              </w:rPr>
+              <w:t xml:space="preserve">____________________________</w:t>
+            </w:r>
+          </w:p>
+        </w:tc>
+        <w:tc>
+          <w:tcPr>
+            <w:tcW w:type="dxa" w:w="3000"/>
+            <w:shd w:fill="FBF3E2" w:color="auto" w:val="clear"/>
+            <w:tcMar>
+              <w:top w:type="dxa" w:w="80"/>
+              <w:left w:type="dxa" w:w="100"/>
+              <w:bottom w:type="dxa" w:w="80"/>
+              <w:right w:type="dxa" w:w="100"/>
+            </w:tcMar>
+            <w:vAlign w:val="top"/>
+          </w:tcPr>
+          <w:p>
+            <w:pPr>
+              <w:spacing w:after="30" w:before="0"/>
+            </w:pPr>
+            <w:r>
+              <w:rPr>
+                <w:b/>
+                <w:bCs/>
+                <w:color w:val="0F2B3C"/>
+                <w:sz w:val="18"/>
+                <w:szCs w:val="18"/>
+              </w:rPr>
+              <w:t xml:space="preserve">Because... ________________</w:t>
+            </w:r>
+          </w:p>
+          <w:p>
+            <w:pPr>
+              <w:spacing w:after="50" w:before="0"/>
+            </w:pPr>
+            <w:r>
+              <w:rPr>
+                <w:color w:val="BBBBBB"/>
+                <w:sz w:val="18"/>
+                <w:szCs w:val="18"/>
+              </w:rPr>
+              <w:t xml:space="preserve">____________________________</w:t>
+            </w:r>
+          </w:p>
+          <w:p>
+            <w:pPr>
+              <w:spacing w:after="30" w:before="40"/>
+            </w:pPr>
+            <w:r>
+              <w:rPr>
+                <w:b/>
+                <w:bCs/>
+                <w:color w:val="1A6FB5"/>
+                <w:sz w:val="18"/>
+                <w:szCs w:val="18"/>
+              </w:rPr>
+              <w:t xml:space="preserve">Although... _______________</w:t>
+            </w:r>
+          </w:p>
+          <w:p>
+            <w:pPr>
+              <w:spacing w:after="50" w:before="0"/>
+            </w:pPr>
+            <w:r>
+              <w:rPr>
+                <w:color w:val="BBBBBB"/>
+                <w:sz w:val="18"/>
+                <w:szCs w:val="18"/>
+              </w:rPr>
+              <w:t xml:space="preserve">____________________________</w:t>
+            </w:r>
+          </w:p>
+          <w:p>
+            <w:pPr>
+              <w:spacing w:after="30" w:before="40"/>
+            </w:pPr>
+            <w:r>
+              <w:rPr>
+                <w:b/>
+                <w:bCs/>
+                <w:color w:val="7A5400"/>
+                <w:sz w:val="18"/>
+                <w:szCs w:val="18"/>
+              </w:rPr>
+              <w:t xml:space="preserve">Therefore... ______________</w:t>
+            </w:r>
+          </w:p>
+          <w:p>
+            <w:pPr>
+              <w:spacing w:after="50" w:before="0"/>
+            </w:pPr>
+            <w:r>
+              <w:rPr>
+                <w:color w:val="BBBBBB"/>
+                <w:sz w:val="18"/>
+                <w:szCs w:val="18"/>
+              </w:rPr>
+              <w:t xml:space="preserve">____________________________</w:t>
+            </w:r>
+          </w:p>
+        </w:tc>
+      </w:tr>
+    </w:tbl>
+    <w:p>
+      <w:pPr>
+        <w:spacing w:after="60" w:before="0"/>
+      </w:pPr>
+      <w:r>
+        <w:t xml:space="preserve"/>
+      </w:r>
+    </w:p>
+    <w:tbl>
+      <w:tblPr>
+        <w:tblW w:type="dxa" w:w="9360"/>
+        <w:tblBorders>
+          <w:top w:val="single" w:color="C7D2DD" w:sz="6"/>
+          <w:left w:val="single" w:color="C7D2DD" w:sz="6"/>
+          <w:bottom w:val="single" w:color="C7D2DD" w:sz="6"/>
+          <w:right w:val="single" w:color="C7D2DD" w:sz="6"/>
+          <w:insideH w:val="single" w:color="C7D2DD" w:sz="6"/>
+          <w:insideV w:val="single" w:color="C7D2DD" w:sz="6"/>
+        </w:tblBorders>
+      </w:tblPr>
+      <w:tblGrid>
+        <w:gridCol w:w="2800"/>
+        <w:gridCol w:w="3560"/>
+        <w:gridCol w:w="3000"/>
+      </w:tblGrid>
+      <w:tr>
+        <w:trPr>
+          <w:cantSplit/>
+          <w:tblHeader/>
+        </w:trPr>
+        <w:tc>
+          <w:tcPr>
+            <w:tcW w:type="dxa" w:w="2800"/>
+            <w:shd w:fill="EEF4F8" w:color="auto" w:val="clear"/>
+            <w:tcMar>
+              <w:top w:type="dxa" w:w="60"/>
+              <w:left w:type="dxa" w:w="100"/>
+              <w:bottom w:type="dxa" w:w="60"/>
+              <w:right w:type="dxa" w:w="100"/>
+            </w:tcMar>
+          </w:tcPr>
+          <w:p>
+            <w:pPr>
+              <w:spacing w:after="0" w:before="0"/>
+            </w:pPr>
+            <w:r>
+              <w:rPr>
+                <w:b/>
+                <w:bCs/>
+                <w:color w:val="0F2B3C"/>
+                <w:sz w:val="16"/>
+                <w:szCs w:val="16"/>
+              </w:rPr>
+              <w:t xml:space="preserve">CORE PROBLEM / GIVEN REPRESENTATION</w:t>
+            </w:r>
+          </w:p>
+        </w:tc>
+        <w:tc>
+          <w:tcPr>
+            <w:tcW w:type="dxa" w:w="3560"/>
+            <w:shd w:fill="EEF4F8" w:color="auto" w:val="clear"/>
+            <w:tcMar>
+              <w:top w:type="dxa" w:w="60"/>
+              <w:left w:type="dxa" w:w="100"/>
+              <w:bottom w:type="dxa" w:w="60"/>
+              <w:right w:type="dxa" w:w="100"/>
+            </w:tcMar>
+          </w:tcPr>
+          <w:p>
+            <w:pPr>
+              <w:spacing w:after="0" w:before="0"/>
+            </w:pPr>
+            <w:r>
+              <w:rPr>
+                <w:b/>
+                <w:bCs/>
+                <w:color w:val="0F2B3C"/>
+                <w:sz w:val="16"/>
+                <w:szCs w:val="16"/>
+              </w:rPr>
+              <w:t xml:space="preserve">WORKING SPACE / CALCULATION STEPS</w:t>
+            </w:r>
+          </w:p>
+        </w:tc>
+        <w:tc>
+          <w:tcPr>
+            <w:tcW w:type="dxa" w:w="3000"/>
+            <w:shd w:fill="FBF3E2" w:color="auto" w:val="clear"/>
+            <w:tcMar>
+              <w:top w:type="dxa" w:w="60"/>
+              <w:left w:type="dxa" w:w="100"/>
+              <w:bottom w:type="dxa" w:w="60"/>
+              <w:right w:type="dxa" w:w="100"/>
+            </w:tcMar>
+          </w:tcPr>
+          <w:p>
+            <w:pPr>
+              <w:spacing w:after="0" w:before="0"/>
+            </w:pPr>
+            <w:r>
+              <w:rPr>
+                <w:b/>
+                <w:bCs/>
+                <w:color w:val="7A5400"/>
+                <w:sz w:val="16"/>
+                <w:szCs w:val="16"/>
+              </w:rPr>
+              <w:t xml:space="preserve">EXPLAIN YOUR REASONING</w:t>
+            </w:r>
+          </w:p>
+        </w:tc>
+      </w:tr>
+      <w:tr>
+        <w:trPr>
+          <w:cantSplit/>
+        </w:trPr>
+        <w:tc>
+          <w:tcPr>
+            <w:tcW w:type="dxa" w:w="2800"/>
+            <w:tcMar>
+              <w:top w:type="dxa" w:w="80"/>
+              <w:left w:type="dxa" w:w="100"/>
+              <w:bottom w:type="dxa" w:w="80"/>
+              <w:right w:type="dxa" w:w="100"/>
+            </w:tcMar>
+            <w:vAlign w:val="top"/>
+          </w:tcPr>
+          <w:p>
+            <w:pPr>
+              <w:spacing w:after="40" w:before="0"/>
+            </w:pPr>
+            <w:r>
+              <w:rPr>
+                <w:b/>
+                <w:bCs/>
+                <w:color w:val="0F2B3C"/>
+                <w:sz w:val="20"/>
+                <w:szCs w:val="20"/>
+              </w:rPr>
+              <w:t xml:space="preserve">2.  At 25 miles per gallon, how far on 3 gallons? 25 × 3 = ___?</w:t>
+            </w:r>
+          </w:p>
+        </w:tc>
+        <w:tc>
+          <w:tcPr>
+            <w:tcW w:type="dxa" w:w="3560"/>
+            <w:tcMar>
+              <w:top w:type="dxa" w:w="80"/>
+              <w:left w:type="dxa" w:w="100"/>
+              <w:bottom w:type="dxa" w:w="80"/>
+              <w:right w:type="dxa" w:w="100"/>
+            </w:tcMar>
+            <w:vAlign w:val="top"/>
+          </w:tcPr>
+          <w:p>
+            <w:pPr>
+              <w:spacing w:after="50" w:before="0"/>
+            </w:pPr>
+            <w:r>
+              <w:rPr>
+                <w:color w:val="BBBBBB"/>
+                <w:sz w:val="18"/>
+                <w:szCs w:val="18"/>
+              </w:rPr>
+              <w:t xml:space="preserve">____________________________</w:t>
+            </w:r>
+          </w:p>
+          <w:p>
+            <w:pPr>
+              <w:spacing w:after="50" w:before="0"/>
+            </w:pPr>
+            <w:r>
+              <w:rPr>
+                <w:color w:val="BBBBBB"/>
+                <w:sz w:val="18"/>
+                <w:szCs w:val="18"/>
+              </w:rPr>
+              <w:t xml:space="preserve">____________________________</w:t>
+            </w:r>
+          </w:p>
+          <w:p>
+            <w:pPr>
+              <w:spacing w:after="50" w:before="0"/>
+            </w:pPr>
+            <w:r>
+              <w:rPr>
+                <w:color w:val="BBBBBB"/>
+                <w:sz w:val="18"/>
+                <w:szCs w:val="18"/>
+              </w:rPr>
+              <w:t xml:space="preserve">____________________________</w:t>
+            </w:r>
+          </w:p>
+          <w:p>
+            <w:pPr>
+              <w:spacing w:after="50" w:before="0"/>
+            </w:pPr>
+            <w:r>
+              <w:rPr>
+                <w:color w:val="BBBBBB"/>
+                <w:sz w:val="18"/>
+                <w:szCs w:val="18"/>
+              </w:rPr>
+              <w:t xml:space="preserve">____________________________</w:t>
+            </w:r>
+          </w:p>
+        </w:tc>
+        <w:tc>
+          <w:tcPr>
+            <w:tcW w:type="dxa" w:w="3000"/>
+            <w:shd w:fill="FBF3E2" w:color="auto" w:val="clear"/>
+            <w:tcMar>
+              <w:top w:type="dxa" w:w="80"/>
+              <w:left w:type="dxa" w:w="100"/>
+              <w:bottom w:type="dxa" w:w="80"/>
+              <w:right w:type="dxa" w:w="100"/>
+            </w:tcMar>
+            <w:vAlign w:val="top"/>
+          </w:tcPr>
+          <w:p>
+            <w:pPr>
+              <w:spacing w:after="30" w:before="0"/>
+            </w:pPr>
+            <w:r>
+              <w:rPr>
+                <w:b/>
+                <w:bCs/>
+                <w:color w:val="0F2B3C"/>
+                <w:sz w:val="18"/>
+                <w:szCs w:val="18"/>
+              </w:rPr>
+              <w:t xml:space="preserve">Because... ________________</w:t>
+            </w:r>
+          </w:p>
+          <w:p>
+            <w:pPr>
+              <w:spacing w:after="50" w:before="0"/>
+            </w:pPr>
+            <w:r>
+              <w:rPr>
+                <w:color w:val="BBBBBB"/>
+                <w:sz w:val="18"/>
+                <w:szCs w:val="18"/>
+              </w:rPr>
+              <w:t xml:space="preserve">____________________________</w:t>
+            </w:r>
+          </w:p>
+          <w:p>
+            <w:pPr>
+              <w:spacing w:after="30" w:before="40"/>
+            </w:pPr>
+            <w:r>
+              <w:rPr>
+                <w:b/>
+                <w:bCs/>
+                <w:color w:val="1A6FB5"/>
+                <w:sz w:val="18"/>
+                <w:szCs w:val="18"/>
+              </w:rPr>
+              <w:t xml:space="preserve">Although... _______________</w:t>
+            </w:r>
+          </w:p>
+          <w:p>
+            <w:pPr>
+              <w:spacing w:after="50" w:before="0"/>
+            </w:pPr>
+            <w:r>
+              <w:rPr>
+                <w:color w:val="BBBBBB"/>
+                <w:sz w:val="18"/>
+                <w:szCs w:val="18"/>
+              </w:rPr>
+              <w:t xml:space="preserve">____________________________</w:t>
+            </w:r>
+          </w:p>
+          <w:p>
+            <w:pPr>
+              <w:spacing w:after="30" w:before="40"/>
+            </w:pPr>
+            <w:r>
+              <w:rPr>
+                <w:b/>
+                <w:bCs/>
+                <w:color w:val="7A5400"/>
+                <w:sz w:val="18"/>
+                <w:szCs w:val="18"/>
+              </w:rPr>
+              <w:t xml:space="preserve">Therefore... ______________</w:t>
+            </w:r>
+          </w:p>
+          <w:p>
+            <w:pPr>
+              <w:spacing w:after="50" w:before="0"/>
+            </w:pPr>
+            <w:r>
+              <w:rPr>
+                <w:color w:val="BBBBBB"/>
+                <w:sz w:val="18"/>
+                <w:szCs w:val="18"/>
+              </w:rPr>
+              <w:t xml:space="preserve">____________________________</w:t>
+            </w:r>
+          </w:p>
+        </w:tc>
+      </w:tr>
+    </w:tbl>
+    <w:p>
+      <w:pPr>
+        <w:spacing w:after="60" w:before="0"/>
+      </w:pPr>
+      <w:r>
+        <w:t xml:space="preserve"/>
       </w:r>
     </w:p>
     <w:p>
@@ -433,6 +3666,141 @@
         <w:t xml:space="preserve">____________________________________________________</w:t>
       </w:r>
     </w:p>
+    <w:tbl>
+      <w:tblPr>
+        <w:tblW w:type="dxa" w:w="9360"/>
+        <w:tblBorders>
+          <w:top w:val="single" w:color="C7D2DD" w:sz="6"/>
+          <w:left w:val="single" w:color="C7D2DD" w:sz="6"/>
+          <w:bottom w:val="single" w:color="C7D2DD" w:sz="6"/>
+          <w:right w:val="single" w:color="C7D2DD" w:sz="6"/>
+          <w:insideH w:val="single" w:color="C7D2DD" w:sz="6"/>
+          <w:insideV w:val="single" w:color="C7D2DD" w:sz="6"/>
+        </w:tblBorders>
+      </w:tblPr>
+      <w:tblGrid>
+        <w:gridCol w:w="3120"/>
+        <w:gridCol w:w="3120"/>
+        <w:gridCol w:w="3120"/>
+      </w:tblGrid>
+      <w:tr>
+        <w:trPr>
+          <w:cantSplit/>
+          <w:tblHeader/>
+        </w:trPr>
+        <w:tc>
+          <w:tcPr>
+            <w:tcW w:type="dxa" w:w="9360"/>
+            <w:gridSpan w:val="3"/>
+            <w:shd w:fill="EEF4F8" w:color="auto" w:val="clear"/>
+            <w:tcMar>
+              <w:top w:type="dxa" w:w="60"/>
+              <w:left w:type="dxa" w:w="100"/>
+              <w:bottom w:type="dxa" w:w="60"/>
+              <w:right w:type="dxa" w:w="100"/>
+            </w:tcMar>
+          </w:tcPr>
+          <w:p>
+            <w:pPr>
+              <w:spacing w:after="0" w:before="0"/>
+            </w:pPr>
+            <w:r>
+              <w:rPr>
+                <w:b/>
+                <w:bCs/>
+                <w:color w:val="0F2B3C"/>
+                <w:sz w:val="18"/>
+                <w:szCs w:val="18"/>
+              </w:rPr>
+              <w:t xml:space="preserve">EXIT CHECK · 3-POINT SELF-ASSESSMENT CHECKLIST</w:t>
+            </w:r>
+          </w:p>
+        </w:tc>
+      </w:tr>
+      <w:tr>
+        <w:trPr>
+          <w:cantSplit/>
+        </w:trPr>
+        <w:tc>
+          <w:tcPr>
+            <w:tcW w:type="dxa" w:w="3120"/>
+            <w:tcMar>
+              <w:top w:type="dxa" w:w="80"/>
+              <w:left w:type="dxa" w:w="100"/>
+              <w:bottom w:type="dxa" w:w="80"/>
+              <w:right w:type="dxa" w:w="100"/>
+            </w:tcMar>
+          </w:tcPr>
+          <w:p>
+            <w:pPr>
+              <w:spacing w:after="0" w:before="0"/>
+            </w:pPr>
+            <w:r>
+              <w:rPr>
+                <w:b/>
+                <w:bCs/>
+                <w:color w:val="0F2B3C"/>
+                <w:sz w:val="18"/>
+                <w:szCs w:val="18"/>
+              </w:rPr>
+              <w:t xml:space="preserve">☐ 1. Units &amp; Labels Verified</w:t>
+            </w:r>
+          </w:p>
+        </w:tc>
+        <w:tc>
+          <w:tcPr>
+            <w:tcW w:type="dxa" w:w="3120"/>
+            <w:tcMar>
+              <w:top w:type="dxa" w:w="80"/>
+              <w:left w:type="dxa" w:w="100"/>
+              <w:bottom w:type="dxa" w:w="80"/>
+              <w:right w:type="dxa" w:w="100"/>
+            </w:tcMar>
+          </w:tcPr>
+          <w:p>
+            <w:pPr>
+              <w:spacing w:after="0" w:before="0"/>
+            </w:pPr>
+            <w:r>
+              <w:rPr>
+                <w:b/>
+                <w:bCs/>
+                <w:color w:val="0F2B3C"/>
+                <w:sz w:val="18"/>
+                <w:szCs w:val="18"/>
+              </w:rPr>
+              <w:t xml:space="preserve">☐ 2. Reasoning Stated (Because / Although / Therefore)</w:t>
+            </w:r>
+          </w:p>
+        </w:tc>
+        <w:tc>
+          <w:tcPr>
+            <w:tcW w:type="dxa" w:w="3120"/>
+            <w:tcMar>
+              <w:top w:type="dxa" w:w="80"/>
+              <w:left w:type="dxa" w:w="100"/>
+              <w:bottom w:type="dxa" w:w="80"/>
+              <w:right w:type="dxa" w:w="100"/>
+            </w:tcMar>
+          </w:tcPr>
+          <w:p>
+            <w:pPr>
+              <w:spacing w:after="0" w:before="0"/>
+            </w:pPr>
+            <w:r>
+              <w:rPr>
+                <w:b/>
+                <w:bCs/>
+                <w:color w:val="0F2B3C"/>
+                <w:sz w:val="18"/>
+                <w:szCs w:val="18"/>
+              </w:rPr>
+              <w:t xml:space="preserve">☐ 3. Calculations Double-Checked</w:t>
+            </w:r>
+          </w:p>
+        </w:tc>
+      </w:tr>
+    </w:tbl>
     <w:p>
       <w:pPr>
         <w:spacing w:after="60" w:before="120"/>

--- a/lessons/3-7/readiness/practice.docx
+++ b/lessons/3-7/readiness/practice.docx
@@ -29,7 +29,7 @@
           <w:sz w:val="20"/>
           <w:szCs w:val="20"/>
         </w:rPr>
-        <w:t xml:space="preserve">Readiness practice for Lesson 3-7 (Unit 3 · Lesson 7)  ·  Builds toward 6.AT.3</w:t>
+        <w:t xml:space="preserve">Readiness practice for Lesson 3-7 (Unit 3 · Lesson 7)  ·  Builds toward 6.AT.3c</w:t>
       </w:r>
     </w:p>
     <w:p>
